--- a/data/auto_synced/DPR_30MT_Uttar_Pradesh.docx
+++ b/data/auto_synced/DPR_30MT_Uttar_Pradesh.docx
@@ -29,12 +29,23 @@
     </w:p>
     <w:p>
       <w:r>
-        <w:t>Location: Lucknow, Uttar Pradesh</w:t>
+        <w:t>Plant Capacity: 30 MT/Day</w:t>
       </w:r>
     </w:p>
     <w:p>
       <w:r>
+        <w:t>Location: Lucknow, Uttar Pradesh</w:t>
+      </w:r>
+    </w:p>
+    <w:p/>
+    <w:p>
+      <w:r>
         <w:t>Prepared by: PPS Anantams</w:t>
+      </w:r>
+    </w:p>
+    <w:p>
+      <w:r>
+        <w:t>Consultant: Prince Pratap Shah | +91 7795242424</w:t>
       </w:r>
     </w:p>
     <w:p>
@@ -44,7 +55,7 @@
     </w:p>
     <w:p>
       <w:r>
-        <w:t>Contact: Prince Pratap Shah | +91 7795242424</w:t>
+        <w:t>CONFIDENTIAL — For The Promoter use only</w:t>
       </w:r>
     </w:p>
     <w:p>
@@ -213,7 +224,7 @@
           </w:tcPr>
           <w:p>
             <w:r>
-              <w:t>Rs 1273 Lakhs</w:t>
+              <w:t>Rs 1232 Lakhs</w:t>
             </w:r>
           </w:p>
         </w:tc>
@@ -235,7 +246,7 @@
           </w:tcPr>
           <w:p>
             <w:r>
-              <w:t>21.9%</w:t>
+              <w:t>20.7%</w:t>
             </w:r>
           </w:p>
         </w:tc>
@@ -257,7 +268,7 @@
           </w:tcPr>
           <w:p>
             <w:r>
-              <w:t>34.3%</w:t>
+              <w:t>32.2%</w:t>
             </w:r>
           </w:p>
         </w:tc>
@@ -279,7 +290,7 @@
           </w:tcPr>
           <w:p>
             <w:r>
-              <w:t>2.01x</w:t>
+              <w:t>1.93x</w:t>
             </w:r>
           </w:p>
         </w:tc>
@@ -301,7 +312,7 @@
           </w:tcPr>
           <w:p>
             <w:r>
-              <w:t>52 months</w:t>
+              <w:t>54 months</w:t>
             </w:r>
           </w:p>
         </w:tc>
@@ -642,7 +653,7 @@
           </w:tcPr>
           <w:p>
             <w:r>
-              <w:t>310/year</w:t>
+              <w:t>300/year</w:t>
             </w:r>
           </w:p>
         </w:tc>
@@ -1016,7 +1027,7 @@
           </w:tcPr>
           <w:p>
             <w:r>
-              <w:t>599</w:t>
+              <w:t>580</w:t>
             </w:r>
           </w:p>
         </w:tc>
@@ -1026,7 +1037,7 @@
           </w:tcPr>
           <w:p>
             <w:r>
-              <w:t>231</w:t>
+              <w:t>221</w:t>
             </w:r>
           </w:p>
         </w:tc>
@@ -1036,7 +1047,7 @@
           </w:tcPr>
           <w:p>
             <w:r>
-              <w:t>21</w:t>
+              <w:t>14</w:t>
             </w:r>
           </w:p>
         </w:tc>
@@ -1046,7 +1057,7 @@
           </w:tcPr>
           <w:p>
             <w:r>
-              <w:t>0.94x</w:t>
+              <w:t>0.89x</w:t>
             </w:r>
           </w:p>
         </w:tc>
@@ -1068,7 +1079,7 @@
           </w:tcPr>
           <w:p>
             <w:r>
-              <w:t>824</w:t>
+              <w:t>797</w:t>
             </w:r>
           </w:p>
         </w:tc>
@@ -1078,7 +1089,7 @@
           </w:tcPr>
           <w:p>
             <w:r>
-              <w:t>338</w:t>
+              <w:t>325</w:t>
             </w:r>
           </w:p>
         </w:tc>
@@ -1088,7 +1099,7 @@
           </w:tcPr>
           <w:p>
             <w:r>
-              <w:t>101</w:t>
+              <w:t>92</w:t>
             </w:r>
           </w:p>
         </w:tc>
@@ -1098,7 +1109,7 @@
           </w:tcPr>
           <w:p>
             <w:r>
-              <w:t>1.47x</w:t>
+              <w:t>1.41x</w:t>
             </w:r>
           </w:p>
         </w:tc>
@@ -1120,7 +1131,7 @@
           </w:tcPr>
           <w:p>
             <w:r>
-              <w:t>1048</w:t>
+              <w:t>1014</w:t>
             </w:r>
           </w:p>
         </w:tc>
@@ -1130,7 +1141,7 @@
           </w:tcPr>
           <w:p>
             <w:r>
-              <w:t>445</w:t>
+              <w:t>429</w:t>
             </w:r>
           </w:p>
         </w:tc>
@@ -1140,7 +1151,7 @@
           </w:tcPr>
           <w:p>
             <w:r>
-              <w:t>182</w:t>
+              <w:t>170</w:t>
             </w:r>
           </w:p>
         </w:tc>
@@ -1150,7 +1161,7 @@
           </w:tcPr>
           <w:p>
             <w:r>
-              <w:t>2.01x</w:t>
+              <w:t>1.93x</w:t>
             </w:r>
           </w:p>
         </w:tc>
@@ -1172,7 +1183,7 @@
           </w:tcPr>
           <w:p>
             <w:r>
-              <w:t>1198</w:t>
+              <w:t>1159</w:t>
             </w:r>
           </w:p>
         </w:tc>
@@ -1182,7 +1193,7 @@
           </w:tcPr>
           <w:p>
             <w:r>
-              <w:t>517</w:t>
+              <w:t>499</w:t>
             </w:r>
           </w:p>
         </w:tc>
@@ -1192,7 +1203,7 @@
           </w:tcPr>
           <w:p>
             <w:r>
-              <w:t>236</w:t>
+              <w:t>222</w:t>
             </w:r>
           </w:p>
         </w:tc>
@@ -1202,7 +1213,7 @@
           </w:tcPr>
           <w:p>
             <w:r>
-              <w:t>2.37x</w:t>
+              <w:t>2.28x</w:t>
             </w:r>
           </w:p>
         </w:tc>
@@ -1224,7 +1235,7 @@
           </w:tcPr>
           <w:p>
             <w:r>
-              <w:t>1273</w:t>
+              <w:t>1232</w:t>
             </w:r>
           </w:p>
         </w:tc>
@@ -1234,7 +1245,7 @@
           </w:tcPr>
           <w:p>
             <w:r>
-              <w:t>553</w:t>
+              <w:t>533</w:t>
             </w:r>
           </w:p>
         </w:tc>
@@ -1244,7 +1255,7 @@
           </w:tcPr>
           <w:p>
             <w:r>
-              <w:t>263</w:t>
+              <w:t>248</w:t>
             </w:r>
           </w:p>
         </w:tc>
@@ -1254,7 +1265,7 @@
           </w:tcPr>
           <w:p>
             <w:r>
-              <w:t>2.55x</w:t>
+              <w:t>2.45x</w:t>
             </w:r>
           </w:p>
         </w:tc>
@@ -1276,7 +1287,7 @@
           </w:tcPr>
           <w:p>
             <w:r>
-              <w:t>1348</w:t>
+              <w:t>1304</w:t>
             </w:r>
           </w:p>
         </w:tc>
@@ -1286,7 +1297,7 @@
           </w:tcPr>
           <w:p>
             <w:r>
-              <w:t>589</w:t>
+              <w:t>568</w:t>
             </w:r>
           </w:p>
         </w:tc>
@@ -1296,7 +1307,7 @@
           </w:tcPr>
           <w:p>
             <w:r>
-              <w:t>289</w:t>
+              <w:t>274</w:t>
             </w:r>
           </w:p>
         </w:tc>
@@ -1306,7 +1317,7 @@
           </w:tcPr>
           <w:p>
             <w:r>
-              <w:t>2.73x</w:t>
+              <w:t>2.62x</w:t>
             </w:r>
           </w:p>
         </w:tc>
@@ -1328,7 +1339,7 @@
           </w:tcPr>
           <w:p>
             <w:r>
-              <w:t>1348</w:t>
+              <w:t>1304</w:t>
             </w:r>
           </w:p>
         </w:tc>
@@ -1338,7 +1349,7 @@
           </w:tcPr>
           <w:p>
             <w:r>
-              <w:t>589</w:t>
+              <w:t>568</w:t>
             </w:r>
           </w:p>
         </w:tc>
@@ -1348,7 +1359,7 @@
           </w:tcPr>
           <w:p>
             <w:r>
-              <w:t>289</w:t>
+              <w:t>274</w:t>
             </w:r>
           </w:p>
         </w:tc>
@@ -1358,7 +1369,7 @@
           </w:tcPr>
           <w:p>
             <w:r>
-              <w:t>2.73x</w:t>
+              <w:t>2.62x</w:t>
             </w:r>
           </w:p>
         </w:tc>
@@ -1372,7 +1383,7 @@
     </w:p>
     <w:p>
       <w:r>
-        <w:t>Monthly Profit (Yr5): Rs 21.9 Lakhs</w:t>
+        <w:t>Monthly Profit (Yr5): Rs 20.6 Lakhs</w:t>
       </w:r>
     </w:p>
     <w:p>

--- a/data/auto_synced/DPR_30MT_Uttar_Pradesh.docx
+++ b/data/auto_synced/DPR_30MT_Uttar_Pradesh.docx
@@ -50,7 +50,7 @@
     </w:p>
     <w:p>
       <w:r>
-        <w:t>Date: 03 April 2026</w:t>
+        <w:t>Date: 04 April 2026</w:t>
       </w:r>
     </w:p>
     <w:p>
@@ -76,7 +76,7 @@
     </w:p>
     <w:p>
       <w:r>
-        <w:t>This Detailed Project Report presents a 30 MT/Day Bio-Modified Bitumen manufacturing plant using agricultural biomass pyrolysis technology. The project requires a total investment of Rs 12.00 Crore with a debt:equity ratio of 60:40.</w:t>
+        <w:t>This Detailed Project Report presents a 30 MT/Day Bio-Modified Bitumen manufacturing plant using agricultural biomass pyrolysis technology. The project requires a total investment of Rs 12.00 Crore with a debt:equity ratio of 50:50.</w:t>
       </w:r>
     </w:p>
     <w:tbl>
@@ -180,7 +180,7 @@
           </w:tcPr>
           <w:p>
             <w:r>
-              <w:t>Rs 7.20 Crore</w:t>
+              <w:t>Rs 6.00 Crore</w:t>
             </w:r>
           </w:p>
         </w:tc>
@@ -202,7 +202,7 @@
           </w:tcPr>
           <w:p>
             <w:r>
-              <w:t>Rs 4.80 Crore</w:t>
+              <w:t>Rs 6.00 Crore</w:t>
             </w:r>
           </w:p>
         </w:tc>
@@ -246,7 +246,7 @@
           </w:tcPr>
           <w:p>
             <w:r>
-              <w:t>20.7%</w:t>
+              <w:t>20.6%</w:t>
             </w:r>
           </w:p>
         </w:tc>
@@ -268,7 +268,7 @@
           </w:tcPr>
           <w:p>
             <w:r>
-              <w:t>32.2%</w:t>
+              <w:t>26.1%</w:t>
             </w:r>
           </w:p>
         </w:tc>
@@ -290,7 +290,7 @@
           </w:tcPr>
           <w:p>
             <w:r>
-              <w:t>1.93x</w:t>
+              <w:t>2.14x</w:t>
             </w:r>
           </w:p>
         </w:tc>
@@ -334,7 +334,7 @@
           </w:tcPr>
           <w:p>
             <w:r>
-              <w:t>Rs 12.52 Lakhs</w:t>
+              <w:t>Rs 11.24 Lakhs</w:t>
             </w:r>
           </w:p>
         </w:tc>
@@ -1047,7 +1047,7 @@
           </w:tcPr>
           <w:p>
             <w:r>
-              <w:t>14</w:t>
+              <w:t>13</w:t>
             </w:r>
           </w:p>
         </w:tc>
@@ -1057,7 +1057,7 @@
           </w:tcPr>
           <w:p>
             <w:r>
-              <w:t>0.89x</w:t>
+              <w:t>0.99x</w:t>
             </w:r>
           </w:p>
         </w:tc>
@@ -1099,7 +1099,7 @@
           </w:tcPr>
           <w:p>
             <w:r>
-              <w:t>92</w:t>
+              <w:t>91</w:t>
             </w:r>
           </w:p>
         </w:tc>
@@ -1109,7 +1109,7 @@
           </w:tcPr>
           <w:p>
             <w:r>
-              <w:t>1.41x</w:t>
+              <w:t>1.56x</w:t>
             </w:r>
           </w:p>
         </w:tc>
@@ -1151,7 +1151,7 @@
           </w:tcPr>
           <w:p>
             <w:r>
-              <w:t>170</w:t>
+              <w:t>169</w:t>
             </w:r>
           </w:p>
         </w:tc>
@@ -1161,7 +1161,7 @@
           </w:tcPr>
           <w:p>
             <w:r>
-              <w:t>1.93x</w:t>
+              <w:t>2.14x</w:t>
             </w:r>
           </w:p>
         </w:tc>
@@ -1203,7 +1203,7 @@
           </w:tcPr>
           <w:p>
             <w:r>
-              <w:t>222</w:t>
+              <w:t>221</w:t>
             </w:r>
           </w:p>
         </w:tc>
@@ -1213,7 +1213,7 @@
           </w:tcPr>
           <w:p>
             <w:r>
-              <w:t>2.28x</w:t>
+              <w:t>2.53x</w:t>
             </w:r>
           </w:p>
         </w:tc>
@@ -1255,7 +1255,7 @@
           </w:tcPr>
           <w:p>
             <w:r>
-              <w:t>248</w:t>
+              <w:t>247</w:t>
             </w:r>
           </w:p>
         </w:tc>
@@ -1265,7 +1265,7 @@
           </w:tcPr>
           <w:p>
             <w:r>
-              <w:t>2.45x</w:t>
+              <w:t>2.72x</w:t>
             </w:r>
           </w:p>
         </w:tc>
@@ -1307,7 +1307,7 @@
           </w:tcPr>
           <w:p>
             <w:r>
-              <w:t>274</w:t>
+              <w:t>273</w:t>
             </w:r>
           </w:p>
         </w:tc>
@@ -1317,7 +1317,7 @@
           </w:tcPr>
           <w:p>
             <w:r>
-              <w:t>2.62x</w:t>
+              <w:t>2.91x</w:t>
             </w:r>
           </w:p>
         </w:tc>
@@ -1359,7 +1359,7 @@
           </w:tcPr>
           <w:p>
             <w:r>
-              <w:t>274</w:t>
+              <w:t>273</w:t>
             </w:r>
           </w:p>
         </w:tc>
@@ -1369,7 +1369,7 @@
           </w:tcPr>
           <w:p>
             <w:r>
-              <w:t>2.62x</w:t>
+              <w:t>2.91x</w:t>
             </w:r>
           </w:p>
         </w:tc>
@@ -2205,12 +2205,3324 @@
         <w:rPr>
           <w:color w:val="003366"/>
         </w:rPr>
-        <w:t>DISCLAIMER</w:t>
+        <w:t>9. BILL OF QUANTITIES (BOQ)</w:t>
       </w:r>
     </w:p>
     <w:p>
       <w:r>
-        <w:t>This DPR is based on current market data, verified assumptions, and standard engineering practices. All financial projections are estimates and subject to market conditions. The client should conduct independent due diligence before making investment decisions.</w:t>
+        <w:t>Equipment and material requirements for 30 MT/Day plant:</w:t>
+      </w:r>
+    </w:p>
+    <w:tbl>
+      <w:tblPr>
+        <w:tblStyle w:val="LightGrid-Accent1"/>
+        <w:tblW w:type="auto" w:w="0"/>
+        <w:tblLook w:firstColumn="1" w:firstRow="1" w:lastColumn="0" w:lastRow="0" w:noHBand="0" w:noVBand="1" w:val="04A0"/>
+      </w:tblPr>
+      <w:tblGrid>
+        <w:gridCol w:w="1728"/>
+        <w:gridCol w:w="1728"/>
+        <w:gridCol w:w="1728"/>
+        <w:gridCol w:w="1728"/>
+        <w:gridCol w:w="1728"/>
+      </w:tblGrid>
+      <w:tr>
+        <w:tc>
+          <w:tcPr>
+            <w:tcW w:type="dxa" w:w="1728"/>
+          </w:tcPr>
+          <w:p>
+            <w:r>
+              <w:rPr>
+                <w:b/>
+                <w:sz w:val="20"/>
+              </w:rPr>
+              <w:t>Equipment</w:t>
+            </w:r>
+          </w:p>
+        </w:tc>
+        <w:tc>
+          <w:tcPr>
+            <w:tcW w:type="dxa" w:w="1728"/>
+          </w:tcPr>
+          <w:p>
+            <w:r>
+              <w:rPr>
+                <w:b/>
+                <w:sz w:val="20"/>
+              </w:rPr>
+              <w:t>Specification</w:t>
+            </w:r>
+          </w:p>
+        </w:tc>
+        <w:tc>
+          <w:tcPr>
+            <w:tcW w:type="dxa" w:w="1728"/>
+          </w:tcPr>
+          <w:p>
+            <w:r>
+              <w:rPr>
+                <w:b/>
+                <w:sz w:val="20"/>
+              </w:rPr>
+              <w:t>Qty</w:t>
+            </w:r>
+          </w:p>
+        </w:tc>
+        <w:tc>
+          <w:tcPr>
+            <w:tcW w:type="dxa" w:w="1728"/>
+          </w:tcPr>
+          <w:p>
+            <w:r>
+              <w:rPr>
+                <w:b/>
+                <w:sz w:val="20"/>
+              </w:rPr>
+              <w:t>Rate</w:t>
+            </w:r>
+          </w:p>
+        </w:tc>
+        <w:tc>
+          <w:tcPr>
+            <w:tcW w:type="dxa" w:w="1728"/>
+          </w:tcPr>
+          <w:p>
+            <w:r>
+              <w:rPr>
+                <w:b/>
+                <w:sz w:val="20"/>
+              </w:rPr>
+              <w:t>Amount</w:t>
+            </w:r>
+          </w:p>
+        </w:tc>
+      </w:tr>
+      <w:tr>
+        <w:tc>
+          <w:tcPr>
+            <w:tcW w:type="dxa" w:w="1728"/>
+          </w:tcPr>
+          <w:p>
+            <w:r>
+              <w:t>Pyrolysis Reactor</w:t>
+            </w:r>
+          </w:p>
+        </w:tc>
+        <w:tc>
+          <w:tcPr>
+            <w:tcW w:type="dxa" w:w="1728"/>
+          </w:tcPr>
+          <w:p>
+            <w:r>
+              <w:t>30 TPD Continuous</w:t>
+            </w:r>
+          </w:p>
+        </w:tc>
+        <w:tc>
+          <w:tcPr>
+            <w:tcW w:type="dxa" w:w="1728"/>
+          </w:tcPr>
+          <w:p>
+            <w:r>
+              <w:t>3 Nos</w:t>
+            </w:r>
+          </w:p>
+        </w:tc>
+        <w:tc>
+          <w:tcPr>
+            <w:tcW w:type="dxa" w:w="1728"/>
+          </w:tcPr>
+          <w:p>
+            <w:r>
+              <w:t>Rs 105.0 Lac</w:t>
+            </w:r>
+          </w:p>
+        </w:tc>
+        <w:tc>
+          <w:tcPr>
+            <w:tcW w:type="dxa" w:w="1728"/>
+          </w:tcPr>
+          <w:p>
+            <w:r>
+              <w:t>Rs 315.0 Lac</w:t>
+            </w:r>
+          </w:p>
+        </w:tc>
+      </w:tr>
+      <w:tr>
+        <w:tc>
+          <w:tcPr>
+            <w:tcW w:type="dxa" w:w="1728"/>
+          </w:tcPr>
+          <w:p>
+            <w:r>
+              <w:t>Biomass Shredder</w:t>
+            </w:r>
+          </w:p>
+        </w:tc>
+        <w:tc>
+          <w:tcPr>
+            <w:tcW w:type="dxa" w:w="1728"/>
+          </w:tcPr>
+          <w:p>
+            <w:r>
+              <w:t>5-10 TPH Hammer Mill</w:t>
+            </w:r>
+          </w:p>
+        </w:tc>
+        <w:tc>
+          <w:tcPr>
+            <w:tcW w:type="dxa" w:w="1728"/>
+          </w:tcPr>
+          <w:p>
+            <w:r>
+              <w:t>1 Nos</w:t>
+            </w:r>
+          </w:p>
+        </w:tc>
+        <w:tc>
+          <w:tcPr>
+            <w:tcW w:type="dxa" w:w="1728"/>
+          </w:tcPr>
+          <w:p>
+            <w:r>
+              <w:t>Rs 12.0 Lac</w:t>
+            </w:r>
+          </w:p>
+        </w:tc>
+        <w:tc>
+          <w:tcPr>
+            <w:tcW w:type="dxa" w:w="1728"/>
+          </w:tcPr>
+          <w:p>
+            <w:r>
+              <w:t>Rs 12.0 Lac</w:t>
+            </w:r>
+          </w:p>
+        </w:tc>
+      </w:tr>
+      <w:tr>
+        <w:tc>
+          <w:tcPr>
+            <w:tcW w:type="dxa" w:w="1728"/>
+          </w:tcPr>
+          <w:p>
+            <w:r>
+              <w:t>Rotary Dryer</w:t>
+            </w:r>
+          </w:p>
+        </w:tc>
+        <w:tc>
+          <w:tcPr>
+            <w:tcW w:type="dxa" w:w="1728"/>
+          </w:tcPr>
+          <w:p>
+            <w:r>
+              <w:t>45 kg/hr</w:t>
+            </w:r>
+          </w:p>
+        </w:tc>
+        <w:tc>
+          <w:tcPr>
+            <w:tcW w:type="dxa" w:w="1728"/>
+          </w:tcPr>
+          <w:p>
+            <w:r>
+              <w:t>1 Nos</w:t>
+            </w:r>
+          </w:p>
+        </w:tc>
+        <w:tc>
+          <w:tcPr>
+            <w:tcW w:type="dxa" w:w="1728"/>
+          </w:tcPr>
+          <w:p>
+            <w:r>
+              <w:t>Rs 27.0 Lac</w:t>
+            </w:r>
+          </w:p>
+        </w:tc>
+        <w:tc>
+          <w:tcPr>
+            <w:tcW w:type="dxa" w:w="1728"/>
+          </w:tcPr>
+          <w:p>
+            <w:r>
+              <w:t>Rs 27.0 Lac</w:t>
+            </w:r>
+          </w:p>
+        </w:tc>
+      </w:tr>
+      <w:tr>
+        <w:tc>
+          <w:tcPr>
+            <w:tcW w:type="dxa" w:w="1728"/>
+          </w:tcPr>
+          <w:p>
+            <w:r>
+              <w:t>Bio-Oil Condenser</w:t>
+            </w:r>
+          </w:p>
+        </w:tc>
+        <w:tc>
+          <w:tcPr>
+            <w:tcW w:type="dxa" w:w="1728"/>
+          </w:tcPr>
+          <w:p>
+            <w:r>
+              <w:t>Shell &amp; Tube Type</w:t>
+            </w:r>
+          </w:p>
+        </w:tc>
+        <w:tc>
+          <w:tcPr>
+            <w:tcW w:type="dxa" w:w="1728"/>
+          </w:tcPr>
+          <w:p>
+            <w:r>
+              <w:t>2 Nos</w:t>
+            </w:r>
+          </w:p>
+        </w:tc>
+        <w:tc>
+          <w:tcPr>
+            <w:tcW w:type="dxa" w:w="1728"/>
+          </w:tcPr>
+          <w:p>
+            <w:r>
+              <w:t>Rs 7.5 Lac</w:t>
+            </w:r>
+          </w:p>
+        </w:tc>
+        <w:tc>
+          <w:tcPr>
+            <w:tcW w:type="dxa" w:w="1728"/>
+          </w:tcPr>
+          <w:p>
+            <w:r>
+              <w:t>Rs 15.0 Lac</w:t>
+            </w:r>
+          </w:p>
+        </w:tc>
+      </w:tr>
+      <w:tr>
+        <w:tc>
+          <w:tcPr>
+            <w:tcW w:type="dxa" w:w="1728"/>
+          </w:tcPr>
+          <w:p>
+            <w:r>
+              <w:t>Bitumen Heating Tank</w:t>
+            </w:r>
+          </w:p>
+        </w:tc>
+        <w:tc>
+          <w:tcPr>
+            <w:tcW w:type="dxa" w:w="1728"/>
+          </w:tcPr>
+          <w:p>
+            <w:r>
+              <w:t>60 MT capacity</w:t>
+            </w:r>
+          </w:p>
+        </w:tc>
+        <w:tc>
+          <w:tcPr>
+            <w:tcW w:type="dxa" w:w="1728"/>
+          </w:tcPr>
+          <w:p>
+            <w:r>
+              <w:t>2 Nos</w:t>
+            </w:r>
+          </w:p>
+        </w:tc>
+        <w:tc>
+          <w:tcPr>
+            <w:tcW w:type="dxa" w:w="1728"/>
+          </w:tcPr>
+          <w:p>
+            <w:r>
+              <w:t>Rs 12.0 Lac</w:t>
+            </w:r>
+          </w:p>
+        </w:tc>
+        <w:tc>
+          <w:tcPr>
+            <w:tcW w:type="dxa" w:w="1728"/>
+          </w:tcPr>
+          <w:p>
+            <w:r>
+              <w:t>Rs 24.0 Lac</w:t>
+            </w:r>
+          </w:p>
+        </w:tc>
+      </w:tr>
+      <w:tr>
+        <w:tc>
+          <w:tcPr>
+            <w:tcW w:type="dxa" w:w="1728"/>
+          </w:tcPr>
+          <w:p>
+            <w:r>
+              <w:t>High Shear Mixer</w:t>
+            </w:r>
+          </w:p>
+        </w:tc>
+        <w:tc>
+          <w:tcPr>
+            <w:tcW w:type="dxa" w:w="1728"/>
+          </w:tcPr>
+          <w:p>
+            <w:r>
+              <w:t>Bio-oil + VG30 blending</w:t>
+            </w:r>
+          </w:p>
+        </w:tc>
+        <w:tc>
+          <w:tcPr>
+            <w:tcW w:type="dxa" w:w="1728"/>
+          </w:tcPr>
+          <w:p>
+            <w:r>
+              <w:t>1 Nos</w:t>
+            </w:r>
+          </w:p>
+        </w:tc>
+        <w:tc>
+          <w:tcPr>
+            <w:tcW w:type="dxa" w:w="1728"/>
+          </w:tcPr>
+          <w:p>
+            <w:r>
+              <w:t>Rs 18.0 Lac</w:t>
+            </w:r>
+          </w:p>
+        </w:tc>
+        <w:tc>
+          <w:tcPr>
+            <w:tcW w:type="dxa" w:w="1728"/>
+          </w:tcPr>
+          <w:p>
+            <w:r>
+              <w:t>Rs 18.0 Lac</w:t>
+            </w:r>
+          </w:p>
+        </w:tc>
+      </w:tr>
+      <w:tr>
+        <w:tc>
+          <w:tcPr>
+            <w:tcW w:type="dxa" w:w="1728"/>
+          </w:tcPr>
+          <w:p>
+            <w:r>
+              <w:t>Colloid Mill</w:t>
+            </w:r>
+          </w:p>
+        </w:tc>
+        <w:tc>
+          <w:tcPr>
+            <w:tcW w:type="dxa" w:w="1728"/>
+          </w:tcPr>
+          <w:p>
+            <w:r>
+              <w:t>Fine dispersion unit</w:t>
+            </w:r>
+          </w:p>
+        </w:tc>
+        <w:tc>
+          <w:tcPr>
+            <w:tcW w:type="dxa" w:w="1728"/>
+          </w:tcPr>
+          <w:p>
+            <w:r>
+              <w:t>1 Nos</w:t>
+            </w:r>
+          </w:p>
+        </w:tc>
+        <w:tc>
+          <w:tcPr>
+            <w:tcW w:type="dxa" w:w="1728"/>
+          </w:tcPr>
+          <w:p>
+            <w:r>
+              <w:t>Rs 9.0 Lac</w:t>
+            </w:r>
+          </w:p>
+        </w:tc>
+        <w:tc>
+          <w:tcPr>
+            <w:tcW w:type="dxa" w:w="1728"/>
+          </w:tcPr>
+          <w:p>
+            <w:r>
+              <w:t>Rs 9.0 Lac</w:t>
+            </w:r>
+          </w:p>
+        </w:tc>
+      </w:tr>
+      <w:tr>
+        <w:tc>
+          <w:tcPr>
+            <w:tcW w:type="dxa" w:w="1728"/>
+          </w:tcPr>
+          <w:p>
+            <w:r>
+              <w:t>Storage Tanks (Bitumen)</w:t>
+            </w:r>
+          </w:p>
+        </w:tc>
+        <w:tc>
+          <w:tcPr>
+            <w:tcW w:type="dxa" w:w="1728"/>
+          </w:tcPr>
+          <w:p>
+            <w:r>
+              <w:t>90 MT heated</w:t>
+            </w:r>
+          </w:p>
+        </w:tc>
+        <w:tc>
+          <w:tcPr>
+            <w:tcW w:type="dxa" w:w="1728"/>
+          </w:tcPr>
+          <w:p>
+            <w:r>
+              <w:t>2 Nos</w:t>
+            </w:r>
+          </w:p>
+        </w:tc>
+        <w:tc>
+          <w:tcPr>
+            <w:tcW w:type="dxa" w:w="1728"/>
+          </w:tcPr>
+          <w:p>
+            <w:r>
+              <w:t>Rs 15.0 Lac</w:t>
+            </w:r>
+          </w:p>
+        </w:tc>
+        <w:tc>
+          <w:tcPr>
+            <w:tcW w:type="dxa" w:w="1728"/>
+          </w:tcPr>
+          <w:p>
+            <w:r>
+              <w:t>Rs 30.0 Lac</w:t>
+            </w:r>
+          </w:p>
+        </w:tc>
+      </w:tr>
+      <w:tr>
+        <w:tc>
+          <w:tcPr>
+            <w:tcW w:type="dxa" w:w="1728"/>
+          </w:tcPr>
+          <w:p>
+            <w:r>
+              <w:t>Bio-Oil Storage Tank</w:t>
+            </w:r>
+          </w:p>
+        </w:tc>
+        <w:tc>
+          <w:tcPr>
+            <w:tcW w:type="dxa" w:w="1728"/>
+          </w:tcPr>
+          <w:p>
+            <w:r>
+              <w:t>60 KL</w:t>
+            </w:r>
+          </w:p>
+        </w:tc>
+        <w:tc>
+          <w:tcPr>
+            <w:tcW w:type="dxa" w:w="1728"/>
+          </w:tcPr>
+          <w:p>
+            <w:r>
+              <w:t>2 Nos</w:t>
+            </w:r>
+          </w:p>
+        </w:tc>
+        <w:tc>
+          <w:tcPr>
+            <w:tcW w:type="dxa" w:w="1728"/>
+          </w:tcPr>
+          <w:p>
+            <w:r>
+              <w:t>Rs 7.5 Lac</w:t>
+            </w:r>
+          </w:p>
+        </w:tc>
+        <w:tc>
+          <w:tcPr>
+            <w:tcW w:type="dxa" w:w="1728"/>
+          </w:tcPr>
+          <w:p>
+            <w:r>
+              <w:t>Rs 15.0 Lac</w:t>
+            </w:r>
+          </w:p>
+        </w:tc>
+      </w:tr>
+      <w:tr>
+        <w:tc>
+          <w:tcPr>
+            <w:tcW w:type="dxa" w:w="1728"/>
+          </w:tcPr>
+          <w:p>
+            <w:r>
+              <w:t>DG Set</w:t>
+            </w:r>
+          </w:p>
+        </w:tc>
+        <w:tc>
+          <w:tcPr>
+            <w:tcW w:type="dxa" w:w="1728"/>
+          </w:tcPr>
+          <w:p>
+            <w:r>
+              <w:t>150 kVA</w:t>
+            </w:r>
+          </w:p>
+        </w:tc>
+        <w:tc>
+          <w:tcPr>
+            <w:tcW w:type="dxa" w:w="1728"/>
+          </w:tcPr>
+          <w:p>
+            <w:r>
+              <w:t>1 Nos</w:t>
+            </w:r>
+          </w:p>
+        </w:tc>
+        <w:tc>
+          <w:tcPr>
+            <w:tcW w:type="dxa" w:w="1728"/>
+          </w:tcPr>
+          <w:p>
+            <w:r>
+              <w:t>Rs 12.0 Lac</w:t>
+            </w:r>
+          </w:p>
+        </w:tc>
+        <w:tc>
+          <w:tcPr>
+            <w:tcW w:type="dxa" w:w="1728"/>
+          </w:tcPr>
+          <w:p>
+            <w:r>
+              <w:t>Rs 12.0 Lac</w:t>
+            </w:r>
+          </w:p>
+        </w:tc>
+      </w:tr>
+      <w:tr>
+        <w:tc>
+          <w:tcPr>
+            <w:tcW w:type="dxa" w:w="1728"/>
+          </w:tcPr>
+          <w:p>
+            <w:r>
+              <w:t>Electrical Panel + HT</w:t>
+            </w:r>
+          </w:p>
+        </w:tc>
+        <w:tc>
+          <w:tcPr>
+            <w:tcW w:type="dxa" w:w="1728"/>
+          </w:tcPr>
+          <w:p>
+            <w:r>
+              <w:t>Complete distribution</w:t>
+            </w:r>
+          </w:p>
+        </w:tc>
+        <w:tc>
+          <w:tcPr>
+            <w:tcW w:type="dxa" w:w="1728"/>
+          </w:tcPr>
+          <w:p>
+            <w:r>
+              <w:t>1 Lot</w:t>
+            </w:r>
+          </w:p>
+        </w:tc>
+        <w:tc>
+          <w:tcPr>
+            <w:tcW w:type="dxa" w:w="1728"/>
+          </w:tcPr>
+          <w:p>
+            <w:r>
+              <w:t>Rs 22.5 Lac</w:t>
+            </w:r>
+          </w:p>
+        </w:tc>
+        <w:tc>
+          <w:tcPr>
+            <w:tcW w:type="dxa" w:w="1728"/>
+          </w:tcPr>
+          <w:p>
+            <w:r>
+              <w:t>Rs 22.5 Lac</w:t>
+            </w:r>
+          </w:p>
+        </w:tc>
+      </w:tr>
+      <w:tr>
+        <w:tc>
+          <w:tcPr>
+            <w:tcW w:type="dxa" w:w="1728"/>
+          </w:tcPr>
+          <w:p>
+            <w:r>
+              <w:t>Weighbridge</w:t>
+            </w:r>
+          </w:p>
+        </w:tc>
+        <w:tc>
+          <w:tcPr>
+            <w:tcW w:type="dxa" w:w="1728"/>
+          </w:tcPr>
+          <w:p>
+            <w:r>
+              <w:t>60 MT Electronic</w:t>
+            </w:r>
+          </w:p>
+        </w:tc>
+        <w:tc>
+          <w:tcPr>
+            <w:tcW w:type="dxa" w:w="1728"/>
+          </w:tcPr>
+          <w:p>
+            <w:r>
+              <w:t>1 Nos</w:t>
+            </w:r>
+          </w:p>
+        </w:tc>
+        <w:tc>
+          <w:tcPr>
+            <w:tcW w:type="dxa" w:w="1728"/>
+          </w:tcPr>
+          <w:p>
+            <w:r>
+              <w:t>Rs 6.0 Lac</w:t>
+            </w:r>
+          </w:p>
+        </w:tc>
+        <w:tc>
+          <w:tcPr>
+            <w:tcW w:type="dxa" w:w="1728"/>
+          </w:tcPr>
+          <w:p>
+            <w:r>
+              <w:t>Rs 6.0 Lac</w:t>
+            </w:r>
+          </w:p>
+        </w:tc>
+      </w:tr>
+      <w:tr>
+        <w:tc>
+          <w:tcPr>
+            <w:tcW w:type="dxa" w:w="1728"/>
+          </w:tcPr>
+          <w:p>
+            <w:r>
+              <w:t>Lab Equipment</w:t>
+            </w:r>
+          </w:p>
+        </w:tc>
+        <w:tc>
+          <w:tcPr>
+            <w:tcW w:type="dxa" w:w="1728"/>
+          </w:tcPr>
+          <w:p>
+            <w:r>
+              <w:t>Complete QC Lab</w:t>
+            </w:r>
+          </w:p>
+        </w:tc>
+        <w:tc>
+          <w:tcPr>
+            <w:tcW w:type="dxa" w:w="1728"/>
+          </w:tcPr>
+          <w:p>
+            <w:r>
+              <w:t>1 Lot</w:t>
+            </w:r>
+          </w:p>
+        </w:tc>
+        <w:tc>
+          <w:tcPr>
+            <w:tcW w:type="dxa" w:w="1728"/>
+          </w:tcPr>
+          <w:p>
+            <w:r>
+              <w:t>Rs 22.5 Lac</w:t>
+            </w:r>
+          </w:p>
+        </w:tc>
+        <w:tc>
+          <w:tcPr>
+            <w:tcW w:type="dxa" w:w="1728"/>
+          </w:tcPr>
+          <w:p>
+            <w:r>
+              <w:t>Rs 22.5 Lac</w:t>
+            </w:r>
+          </w:p>
+        </w:tc>
+      </w:tr>
+      <w:tr>
+        <w:tc>
+          <w:tcPr>
+            <w:tcW w:type="dxa" w:w="1728"/>
+          </w:tcPr>
+          <w:p>
+            <w:r>
+              <w:t>Fire Safety System</w:t>
+            </w:r>
+          </w:p>
+        </w:tc>
+        <w:tc>
+          <w:tcPr>
+            <w:tcW w:type="dxa" w:w="1728"/>
+          </w:tcPr>
+          <w:p>
+            <w:r>
+              <w:t>Hydrants + Extinguishers</w:t>
+            </w:r>
+          </w:p>
+        </w:tc>
+        <w:tc>
+          <w:tcPr>
+            <w:tcW w:type="dxa" w:w="1728"/>
+          </w:tcPr>
+          <w:p>
+            <w:r>
+              <w:t>1 Lot</w:t>
+            </w:r>
+          </w:p>
+        </w:tc>
+        <w:tc>
+          <w:tcPr>
+            <w:tcW w:type="dxa" w:w="1728"/>
+          </w:tcPr>
+          <w:p>
+            <w:r>
+              <w:t>Rs 12.0 Lac</w:t>
+            </w:r>
+          </w:p>
+        </w:tc>
+        <w:tc>
+          <w:tcPr>
+            <w:tcW w:type="dxa" w:w="1728"/>
+          </w:tcPr>
+          <w:p>
+            <w:r>
+              <w:t>Rs 12.0 Lac</w:t>
+            </w:r>
+          </w:p>
+        </w:tc>
+      </w:tr>
+      <w:tr>
+        <w:tc>
+          <w:tcPr>
+            <w:tcW w:type="dxa" w:w="1728"/>
+          </w:tcPr>
+          <w:p>
+            <w:r>
+              <w:t>Pollution Control</w:t>
+            </w:r>
+          </w:p>
+        </w:tc>
+        <w:tc>
+          <w:tcPr>
+            <w:tcW w:type="dxa" w:w="1728"/>
+          </w:tcPr>
+          <w:p>
+            <w:r>
+              <w:t>Bag filter + Scrubber + Stack</w:t>
+            </w:r>
+          </w:p>
+        </w:tc>
+        <w:tc>
+          <w:tcPr>
+            <w:tcW w:type="dxa" w:w="1728"/>
+          </w:tcPr>
+          <w:p>
+            <w:r>
+              <w:t>1 Lot</w:t>
+            </w:r>
+          </w:p>
+        </w:tc>
+        <w:tc>
+          <w:tcPr>
+            <w:tcW w:type="dxa" w:w="1728"/>
+          </w:tcPr>
+          <w:p>
+            <w:r>
+              <w:t>Rs 18.0 Lac</w:t>
+            </w:r>
+          </w:p>
+        </w:tc>
+        <w:tc>
+          <w:tcPr>
+            <w:tcW w:type="dxa" w:w="1728"/>
+          </w:tcPr>
+          <w:p>
+            <w:r>
+              <w:t>Rs 18.0 Lac</w:t>
+            </w:r>
+          </w:p>
+        </w:tc>
+      </w:tr>
+      <w:tr>
+        <w:tc>
+          <w:tcPr>
+            <w:tcW w:type="dxa" w:w="1728"/>
+          </w:tcPr>
+          <w:p>
+            <w:r>
+              <w:t>Pipe Rack &amp; Piping</w:t>
+            </w:r>
+          </w:p>
+        </w:tc>
+        <w:tc>
+          <w:tcPr>
+            <w:tcW w:type="dxa" w:w="1728"/>
+          </w:tcPr>
+          <w:p>
+            <w:r>
+              <w:t>MS + SS piping complete</w:t>
+            </w:r>
+          </w:p>
+        </w:tc>
+        <w:tc>
+          <w:tcPr>
+            <w:tcW w:type="dxa" w:w="1728"/>
+          </w:tcPr>
+          <w:p>
+            <w:r>
+              <w:t>1 Lot</w:t>
+            </w:r>
+          </w:p>
+        </w:tc>
+        <w:tc>
+          <w:tcPr>
+            <w:tcW w:type="dxa" w:w="1728"/>
+          </w:tcPr>
+          <w:p>
+            <w:r>
+              <w:t>Rs 15.0 Lac</w:t>
+            </w:r>
+          </w:p>
+        </w:tc>
+        <w:tc>
+          <w:tcPr>
+            <w:tcW w:type="dxa" w:w="1728"/>
+          </w:tcPr>
+          <w:p>
+            <w:r>
+              <w:t>Rs 15.0 Lac</w:t>
+            </w:r>
+          </w:p>
+        </w:tc>
+      </w:tr>
+      <w:tr>
+        <w:tc>
+          <w:tcPr>
+            <w:tcW w:type="dxa" w:w="1728"/>
+          </w:tcPr>
+          <w:p>
+            <w:r>
+              <w:t>Civil &amp; Building</w:t>
+            </w:r>
+          </w:p>
+        </w:tc>
+        <w:tc>
+          <w:tcPr>
+            <w:tcW w:type="dxa" w:w="1728"/>
+          </w:tcPr>
+          <w:p>
+            <w:r>
+              <w:t>4500 sq ft PEB + RCC</w:t>
+            </w:r>
+          </w:p>
+        </w:tc>
+        <w:tc>
+          <w:tcPr>
+            <w:tcW w:type="dxa" w:w="1728"/>
+          </w:tcPr>
+          <w:p>
+            <w:r>
+              <w:t>1 Lot</w:t>
+            </w:r>
+          </w:p>
+        </w:tc>
+        <w:tc>
+          <w:tcPr>
+            <w:tcW w:type="dxa" w:w="1728"/>
+          </w:tcPr>
+          <w:p>
+            <w:r>
+              <w:t>Rs 60.0 Lac</w:t>
+            </w:r>
+          </w:p>
+        </w:tc>
+        <w:tc>
+          <w:tcPr>
+            <w:tcW w:type="dxa" w:w="1728"/>
+          </w:tcPr>
+          <w:p>
+            <w:r>
+              <w:t>Rs 60.0 Lac</w:t>
+            </w:r>
+          </w:p>
+        </w:tc>
+      </w:tr>
+      <w:tr>
+        <w:tc>
+          <w:tcPr>
+            <w:tcW w:type="dxa" w:w="1728"/>
+          </w:tcPr>
+          <w:p>
+            <w:r>
+              <w:t>Road &amp; Compound Wall</w:t>
+            </w:r>
+          </w:p>
+        </w:tc>
+        <w:tc>
+          <w:tcPr>
+            <w:tcW w:type="dxa" w:w="1728"/>
+          </w:tcPr>
+          <w:p>
+            <w:r>
+              <w:t>Internal roads + boundary</w:t>
+            </w:r>
+          </w:p>
+        </w:tc>
+        <w:tc>
+          <w:tcPr>
+            <w:tcW w:type="dxa" w:w="1728"/>
+          </w:tcPr>
+          <w:p>
+            <w:r>
+              <w:t>1 Lot</w:t>
+            </w:r>
+          </w:p>
+        </w:tc>
+        <w:tc>
+          <w:tcPr>
+            <w:tcW w:type="dxa" w:w="1728"/>
+          </w:tcPr>
+          <w:p>
+            <w:r>
+              <w:t>Rs 12.0 Lac</w:t>
+            </w:r>
+          </w:p>
+        </w:tc>
+        <w:tc>
+          <w:tcPr>
+            <w:tcW w:type="dxa" w:w="1728"/>
+          </w:tcPr>
+          <w:p>
+            <w:r>
+              <w:t>Rs 12.0 Lac</w:t>
+            </w:r>
+          </w:p>
+        </w:tc>
+      </w:tr>
+      <w:tr>
+        <w:tc>
+          <w:tcPr>
+            <w:tcW w:type="dxa" w:w="1728"/>
+          </w:tcPr>
+          <w:p>
+            <w:r>
+              <w:t>TOTAL</w:t>
+            </w:r>
+          </w:p>
+        </w:tc>
+        <w:tc>
+          <w:tcPr>
+            <w:tcW w:type="dxa" w:w="1728"/>
+          </w:tcPr>
+          <w:p>
+            <w:r/>
+          </w:p>
+        </w:tc>
+        <w:tc>
+          <w:tcPr>
+            <w:tcW w:type="dxa" w:w="1728"/>
+          </w:tcPr>
+          <w:p>
+            <w:r/>
+          </w:p>
+        </w:tc>
+        <w:tc>
+          <w:tcPr>
+            <w:tcW w:type="dxa" w:w="1728"/>
+          </w:tcPr>
+          <w:p>
+            <w:r/>
+          </w:p>
+        </w:tc>
+        <w:tc>
+          <w:tcPr>
+            <w:tcW w:type="dxa" w:w="1728"/>
+          </w:tcPr>
+          <w:p>
+            <w:r>
+              <w:t>Rs 645.0 Lac (Rs 6.45 Cr)</w:t>
+            </w:r>
+          </w:p>
+        </w:tc>
+      </w:tr>
+    </w:tbl>
+    <w:p>
+      <w:r>
+        <w:br w:type="page"/>
+      </w:r>
+    </w:p>
+    <w:p>
+      <w:pPr>
+        <w:pStyle w:val="Heading1"/>
+      </w:pPr>
+      <w:r>
+        <w:rPr>
+          <w:color w:val="003366"/>
+        </w:rPr>
+        <w:t>10. RAW MATERIAL SOURCING PLAN</w:t>
+      </w:r>
+    </w:p>
+    <w:p>
+      <w:r>
+        <w:t>The plant requires approximately 75 MT/day of agricultural biomass. Primary source:  from local farmer cooperatives within 50-100 km radius of Lucknow.</w:t>
+      </w:r>
+    </w:p>
+    <w:p>
+      <w:pPr>
+        <w:pStyle w:val="Heading2"/>
+      </w:pPr>
+      <w:r>
+        <w:t>10.1 Biomass Types &amp; Yield</w:t>
+      </w:r>
+    </w:p>
+    <w:tbl>
+      <w:tblPr>
+        <w:tblStyle w:val="LightGrid-Accent1"/>
+        <w:tblW w:type="auto" w:w="0"/>
+        <w:tblLook w:firstColumn="1" w:firstRow="1" w:lastColumn="0" w:lastRow="0" w:noHBand="0" w:noVBand="1" w:val="04A0"/>
+      </w:tblPr>
+      <w:tblGrid>
+        <w:gridCol w:w="2160"/>
+        <w:gridCol w:w="2160"/>
+        <w:gridCol w:w="2160"/>
+        <w:gridCol w:w="2160"/>
+      </w:tblGrid>
+      <w:tr>
+        <w:tc>
+          <w:tcPr>
+            <w:tcW w:type="dxa" w:w="2160"/>
+          </w:tcPr>
+          <w:p>
+            <w:r>
+              <w:rPr>
+                <w:b/>
+                <w:sz w:val="20"/>
+              </w:rPr>
+              <w:t>Biomass</w:t>
+            </w:r>
+          </w:p>
+        </w:tc>
+        <w:tc>
+          <w:tcPr>
+            <w:tcW w:type="dxa" w:w="2160"/>
+          </w:tcPr>
+          <w:p>
+            <w:r>
+              <w:rPr>
+                <w:b/>
+                <w:sz w:val="20"/>
+              </w:rPr>
+              <w:t>Oil Yield %</w:t>
+            </w:r>
+          </w:p>
+        </w:tc>
+        <w:tc>
+          <w:tcPr>
+            <w:tcW w:type="dxa" w:w="2160"/>
+          </w:tcPr>
+          <w:p>
+            <w:r>
+              <w:rPr>
+                <w:b/>
+                <w:sz w:val="20"/>
+              </w:rPr>
+              <w:t>Char Yield %</w:t>
+            </w:r>
+          </w:p>
+        </w:tc>
+        <w:tc>
+          <w:tcPr>
+            <w:tcW w:type="dxa" w:w="2160"/>
+          </w:tcPr>
+          <w:p>
+            <w:r>
+              <w:rPr>
+                <w:b/>
+                <w:sz w:val="20"/>
+              </w:rPr>
+              <w:t>Cost Rs/MT</w:t>
+            </w:r>
+          </w:p>
+        </w:tc>
+      </w:tr>
+      <w:tr>
+        <w:tc>
+          <w:tcPr>
+            <w:tcW w:type="dxa" w:w="2160"/>
+          </w:tcPr>
+          <w:p>
+            <w:r>
+              <w:t>Rice Straw</w:t>
+            </w:r>
+          </w:p>
+        </w:tc>
+        <w:tc>
+          <w:tcPr>
+            <w:tcW w:type="dxa" w:w="2160"/>
+          </w:tcPr>
+          <w:p>
+            <w:r>
+              <w:t>40%</w:t>
+            </w:r>
+          </w:p>
+        </w:tc>
+        <w:tc>
+          <w:tcPr>
+            <w:tcW w:type="dxa" w:w="2160"/>
+          </w:tcPr>
+          <w:p>
+            <w:r>
+              <w:t>32%</w:t>
+            </w:r>
+          </w:p>
+        </w:tc>
+        <w:tc>
+          <w:tcPr>
+            <w:tcW w:type="dxa" w:w="2160"/>
+          </w:tcPr>
+          <w:p>
+            <w:r>
+              <w:t>1,200-1,500</w:t>
+            </w:r>
+          </w:p>
+        </w:tc>
+      </w:tr>
+      <w:tr>
+        <w:tc>
+          <w:tcPr>
+            <w:tcW w:type="dxa" w:w="2160"/>
+          </w:tcPr>
+          <w:p>
+            <w:r>
+              <w:t>Wheat Straw</w:t>
+            </w:r>
+          </w:p>
+        </w:tc>
+        <w:tc>
+          <w:tcPr>
+            <w:tcW w:type="dxa" w:w="2160"/>
+          </w:tcPr>
+          <w:p>
+            <w:r>
+              <w:t>38%</w:t>
+            </w:r>
+          </w:p>
+        </w:tc>
+        <w:tc>
+          <w:tcPr>
+            <w:tcW w:type="dxa" w:w="2160"/>
+          </w:tcPr>
+          <w:p>
+            <w:r>
+              <w:t>30%</w:t>
+            </w:r>
+          </w:p>
+        </w:tc>
+        <w:tc>
+          <w:tcPr>
+            <w:tcW w:type="dxa" w:w="2160"/>
+          </w:tcPr>
+          <w:p>
+            <w:r>
+              <w:t>1,400-1,600</w:t>
+            </w:r>
+          </w:p>
+        </w:tc>
+      </w:tr>
+      <w:tr>
+        <w:tc>
+          <w:tcPr>
+            <w:tcW w:type="dxa" w:w="2160"/>
+          </w:tcPr>
+          <w:p>
+            <w:r>
+              <w:t>Sugarcane Bagasse</w:t>
+            </w:r>
+          </w:p>
+        </w:tc>
+        <w:tc>
+          <w:tcPr>
+            <w:tcW w:type="dxa" w:w="2160"/>
+          </w:tcPr>
+          <w:p>
+            <w:r>
+              <w:t>42%</w:t>
+            </w:r>
+          </w:p>
+        </w:tc>
+        <w:tc>
+          <w:tcPr>
+            <w:tcW w:type="dxa" w:w="2160"/>
+          </w:tcPr>
+          <w:p>
+            <w:r>
+              <w:t>28%</w:t>
+            </w:r>
+          </w:p>
+        </w:tc>
+        <w:tc>
+          <w:tcPr>
+            <w:tcW w:type="dxa" w:w="2160"/>
+          </w:tcPr>
+          <w:p>
+            <w:r>
+              <w:t>1,000-1,200</w:t>
+            </w:r>
+          </w:p>
+        </w:tc>
+      </w:tr>
+      <w:tr>
+        <w:tc>
+          <w:tcPr>
+            <w:tcW w:type="dxa" w:w="2160"/>
+          </w:tcPr>
+          <w:p>
+            <w:r>
+              <w:t>Cotton Stalk</w:t>
+            </w:r>
+          </w:p>
+        </w:tc>
+        <w:tc>
+          <w:tcPr>
+            <w:tcW w:type="dxa" w:w="2160"/>
+          </w:tcPr>
+          <w:p>
+            <w:r>
+              <w:t>35%</w:t>
+            </w:r>
+          </w:p>
+        </w:tc>
+        <w:tc>
+          <w:tcPr>
+            <w:tcW w:type="dxa" w:w="2160"/>
+          </w:tcPr>
+          <w:p>
+            <w:r>
+              <w:t>33%</w:t>
+            </w:r>
+          </w:p>
+        </w:tc>
+        <w:tc>
+          <w:tcPr>
+            <w:tcW w:type="dxa" w:w="2160"/>
+          </w:tcPr>
+          <w:p>
+            <w:r>
+              <w:t>1,600-2,000</w:t>
+            </w:r>
+          </w:p>
+        </w:tc>
+      </w:tr>
+      <w:tr>
+        <w:tc>
+          <w:tcPr>
+            <w:tcW w:type="dxa" w:w="2160"/>
+          </w:tcPr>
+          <w:p>
+            <w:r>
+              <w:t>Groundnut Shell</w:t>
+            </w:r>
+          </w:p>
+        </w:tc>
+        <w:tc>
+          <w:tcPr>
+            <w:tcW w:type="dxa" w:w="2160"/>
+          </w:tcPr>
+          <w:p>
+            <w:r>
+              <w:t>38%</w:t>
+            </w:r>
+          </w:p>
+        </w:tc>
+        <w:tc>
+          <w:tcPr>
+            <w:tcW w:type="dxa" w:w="2160"/>
+          </w:tcPr>
+          <w:p>
+            <w:r>
+              <w:t>35%</w:t>
+            </w:r>
+          </w:p>
+        </w:tc>
+        <w:tc>
+          <w:tcPr>
+            <w:tcW w:type="dxa" w:w="2160"/>
+          </w:tcPr>
+          <w:p>
+            <w:r>
+              <w:t>2,200-2,500</w:t>
+            </w:r>
+          </w:p>
+        </w:tc>
+      </w:tr>
+    </w:tbl>
+    <w:p>
+      <w:pPr>
+        <w:pStyle w:val="Heading2"/>
+      </w:pPr>
+      <w:r>
+        <w:t>10.2 Seasonal Procurement Calendar</w:t>
+      </w:r>
+    </w:p>
+    <w:tbl>
+      <w:tblPr>
+        <w:tblStyle w:val="LightGrid-Accent1"/>
+        <w:tblW w:type="auto" w:w="0"/>
+        <w:tblLook w:firstColumn="1" w:firstRow="1" w:lastColumn="0" w:lastRow="0" w:noHBand="0" w:noVBand="1" w:val="04A0"/>
+      </w:tblPr>
+      <w:tblGrid>
+        <w:gridCol w:w="2160"/>
+        <w:gridCol w:w="2160"/>
+        <w:gridCol w:w="2160"/>
+        <w:gridCol w:w="2160"/>
+      </w:tblGrid>
+      <w:tr>
+        <w:tc>
+          <w:tcPr>
+            <w:tcW w:type="dxa" w:w="2160"/>
+          </w:tcPr>
+          <w:p>
+            <w:r>
+              <w:rPr>
+                <w:b/>
+                <w:sz w:val="20"/>
+              </w:rPr>
+              <w:t>Quarter</w:t>
+            </w:r>
+          </w:p>
+        </w:tc>
+        <w:tc>
+          <w:tcPr>
+            <w:tcW w:type="dxa" w:w="2160"/>
+          </w:tcPr>
+          <w:p>
+            <w:r>
+              <w:rPr>
+                <w:b/>
+                <w:sz w:val="20"/>
+              </w:rPr>
+              <w:t>Primary Crop</w:t>
+            </w:r>
+          </w:p>
+        </w:tc>
+        <w:tc>
+          <w:tcPr>
+            <w:tcW w:type="dxa" w:w="2160"/>
+          </w:tcPr>
+          <w:p>
+            <w:r>
+              <w:rPr>
+                <w:b/>
+                <w:sz w:val="20"/>
+              </w:rPr>
+              <w:t>Availability</w:t>
+            </w:r>
+          </w:p>
+        </w:tc>
+        <w:tc>
+          <w:tcPr>
+            <w:tcW w:type="dxa" w:w="2160"/>
+          </w:tcPr>
+          <w:p>
+            <w:r>
+              <w:rPr>
+                <w:b/>
+                <w:sz w:val="20"/>
+              </w:rPr>
+              <w:t>Strategy</w:t>
+            </w:r>
+          </w:p>
+        </w:tc>
+      </w:tr>
+      <w:tr>
+        <w:tc>
+          <w:tcPr>
+            <w:tcW w:type="dxa" w:w="2160"/>
+          </w:tcPr>
+          <w:p>
+            <w:r>
+              <w:t>Q1 (Apr-Jun)</w:t>
+            </w:r>
+          </w:p>
+        </w:tc>
+        <w:tc>
+          <w:tcPr>
+            <w:tcW w:type="dxa" w:w="2160"/>
+          </w:tcPr>
+          <w:p>
+            <w:r>
+              <w:t>Wheat Straw, Sugarcane Bagasse</w:t>
+            </w:r>
+          </w:p>
+        </w:tc>
+        <w:tc>
+          <w:tcPr>
+            <w:tcW w:type="dxa" w:w="2160"/>
+          </w:tcPr>
+          <w:p>
+            <w:r>
+              <w:t>High</w:t>
+            </w:r>
+          </w:p>
+        </w:tc>
+        <w:tc>
+          <w:tcPr>
+            <w:tcW w:type="dxa" w:w="2160"/>
+          </w:tcPr>
+          <w:p>
+            <w:r>
+              <w:t>Peak procurement + pelletization</w:t>
+            </w:r>
+          </w:p>
+        </w:tc>
+      </w:tr>
+      <w:tr>
+        <w:tc>
+          <w:tcPr>
+            <w:tcW w:type="dxa" w:w="2160"/>
+          </w:tcPr>
+          <w:p>
+            <w:r>
+              <w:t>Q2 (Jul-Sep)</w:t>
+            </w:r>
+          </w:p>
+        </w:tc>
+        <w:tc>
+          <w:tcPr>
+            <w:tcW w:type="dxa" w:w="2160"/>
+          </w:tcPr>
+          <w:p>
+            <w:r>
+              <w:t>Monsoon Season</w:t>
+            </w:r>
+          </w:p>
+        </w:tc>
+        <w:tc>
+          <w:tcPr>
+            <w:tcW w:type="dxa" w:w="2160"/>
+          </w:tcPr>
+          <w:p>
+            <w:r>
+              <w:t>Low</w:t>
+            </w:r>
+          </w:p>
+        </w:tc>
+        <w:tc>
+          <w:tcPr>
+            <w:tcW w:type="dxa" w:w="2160"/>
+          </w:tcPr>
+          <w:p>
+            <w:r>
+              <w:t>Use pelletized stock from buffer storage</w:t>
+            </w:r>
+          </w:p>
+        </w:tc>
+      </w:tr>
+      <w:tr>
+        <w:tc>
+          <w:tcPr>
+            <w:tcW w:type="dxa" w:w="2160"/>
+          </w:tcPr>
+          <w:p>
+            <w:r>
+              <w:t>Q3 (Oct-Dec)</w:t>
+            </w:r>
+          </w:p>
+        </w:tc>
+        <w:tc>
+          <w:tcPr>
+            <w:tcW w:type="dxa" w:w="2160"/>
+          </w:tcPr>
+          <w:p>
+            <w:r>
+              <w:t>Rice Straw, Cotton Stalk</w:t>
+            </w:r>
+          </w:p>
+        </w:tc>
+        <w:tc>
+          <w:tcPr>
+            <w:tcW w:type="dxa" w:w="2160"/>
+          </w:tcPr>
+          <w:p>
+            <w:r>
+              <w:t>Very High</w:t>
+            </w:r>
+          </w:p>
+        </w:tc>
+        <w:tc>
+          <w:tcPr>
+            <w:tcW w:type="dxa" w:w="2160"/>
+          </w:tcPr>
+          <w:p>
+            <w:r>
+              <w:t>Maximum procurement, 90-day buffer</w:t>
+            </w:r>
+          </w:p>
+        </w:tc>
+      </w:tr>
+      <w:tr>
+        <w:tc>
+          <w:tcPr>
+            <w:tcW w:type="dxa" w:w="2160"/>
+          </w:tcPr>
+          <w:p>
+            <w:r>
+              <w:t>Q4 (Jan-Mar)</w:t>
+            </w:r>
+          </w:p>
+        </w:tc>
+        <w:tc>
+          <w:tcPr>
+            <w:tcW w:type="dxa" w:w="2160"/>
+          </w:tcPr>
+          <w:p>
+            <w:r>
+              <w:t>Mixed sources</w:t>
+            </w:r>
+          </w:p>
+        </w:tc>
+        <w:tc>
+          <w:tcPr>
+            <w:tcW w:type="dxa" w:w="2160"/>
+          </w:tcPr>
+          <w:p>
+            <w:r>
+              <w:t>Medium</w:t>
+            </w:r>
+          </w:p>
+        </w:tc>
+        <w:tc>
+          <w:tcPr>
+            <w:tcW w:type="dxa" w:w="2160"/>
+          </w:tcPr>
+          <w:p>
+            <w:r>
+              <w:t>Supplementary procurement</w:t>
+            </w:r>
+          </w:p>
+        </w:tc>
+      </w:tr>
+    </w:tbl>
+    <w:p>
+      <w:r>
+        <w:t>90-Day Buffer Stock Required: 6750 MT</w:t>
+      </w:r>
+    </w:p>
+    <w:p>
+      <w:r>
+        <w:t>Storage Area Required: 302 sq ft</w:t>
+      </w:r>
+    </w:p>
+    <w:p>
+      <w:r>
+        <w:br w:type="page"/>
+      </w:r>
+    </w:p>
+    <w:p>
+      <w:pPr>
+        <w:pStyle w:val="Heading1"/>
+      </w:pPr>
+      <w:r>
+        <w:rPr>
+          <w:color w:val="003366"/>
+        </w:rPr>
+        <w:t>11. ENVIRONMENTAL IMPACT &amp; CARBON CREDITS</w:t>
+      </w:r>
+    </w:p>
+    <w:p>
+      <w:r>
+        <w:t>The Bio-Modified Bitumen plant provides significant environmental benefits by diverting agricultural waste from open burning and reducing petroleum dependency.</w:t>
+      </w:r>
+    </w:p>
+    <w:tbl>
+      <w:tblPr>
+        <w:tblStyle w:val="LightGrid-Accent1"/>
+        <w:tblW w:type="auto" w:w="0"/>
+        <w:tblLook w:firstColumn="1" w:firstRow="1" w:lastColumn="0" w:lastRow="0" w:noHBand="0" w:noVBand="1" w:val="04A0"/>
+      </w:tblPr>
+      <w:tblGrid>
+        <w:gridCol w:w="4320"/>
+        <w:gridCol w:w="4320"/>
+      </w:tblGrid>
+      <w:tr>
+        <w:tc>
+          <w:tcPr>
+            <w:tcW w:type="dxa" w:w="4320"/>
+          </w:tcPr>
+          <w:p>
+            <w:r>
+              <w:rPr>
+                <w:b/>
+                <w:sz w:val="20"/>
+              </w:rPr>
+              <w:t>Environmental Metric</w:t>
+            </w:r>
+          </w:p>
+        </w:tc>
+        <w:tc>
+          <w:tcPr>
+            <w:tcW w:type="dxa" w:w="4320"/>
+          </w:tcPr>
+          <w:p>
+            <w:r>
+              <w:rPr>
+                <w:b/>
+                <w:sz w:val="20"/>
+              </w:rPr>
+              <w:t>Annual Impact</w:t>
+            </w:r>
+          </w:p>
+        </w:tc>
+      </w:tr>
+      <w:tr>
+        <w:tc>
+          <w:tcPr>
+            <w:tcW w:type="dxa" w:w="4320"/>
+          </w:tcPr>
+          <w:p>
+            <w:r>
+              <w:t>CO2 Emissions Avoided</w:t>
+            </w:r>
+          </w:p>
+        </w:tc>
+        <w:tc>
+          <w:tcPr>
+            <w:tcW w:type="dxa" w:w="4320"/>
+          </w:tcPr>
+          <w:p>
+            <w:r>
+              <w:t>3,150 tonnes/year</w:t>
+            </w:r>
+          </w:p>
+        </w:tc>
+      </w:tr>
+      <w:tr>
+        <w:tc>
+          <w:tcPr>
+            <w:tcW w:type="dxa" w:w="4320"/>
+          </w:tcPr>
+          <w:p>
+            <w:r>
+              <w:t>Crop Residue Diverted</w:t>
+            </w:r>
+          </w:p>
+        </w:tc>
+        <w:tc>
+          <w:tcPr>
+            <w:tcW w:type="dxa" w:w="4320"/>
+          </w:tcPr>
+          <w:p>
+            <w:r>
+              <w:t>22,500 MT/year</w:t>
+            </w:r>
+          </w:p>
+        </w:tc>
+      </w:tr>
+      <w:tr>
+        <w:tc>
+          <w:tcPr>
+            <w:tcW w:type="dxa" w:w="4320"/>
+          </w:tcPr>
+          <w:p>
+            <w:r>
+              <w:t>Carbon Credit Revenue</w:t>
+            </w:r>
+          </w:p>
+        </w:tc>
+        <w:tc>
+          <w:tcPr>
+            <w:tcW w:type="dxa" w:w="4320"/>
+          </w:tcPr>
+          <w:p>
+            <w:r>
+              <w:t>Rs 31.8 Lakhs/year (at USD 12/tonne)</w:t>
+            </w:r>
+          </w:p>
+        </w:tc>
+      </w:tr>
+      <w:tr>
+        <w:tc>
+          <w:tcPr>
+            <w:tcW w:type="dxa" w:w="4320"/>
+          </w:tcPr>
+          <w:p>
+            <w:r>
+              <w:t>Equivalent Trees Planted</w:t>
+            </w:r>
+          </w:p>
+        </w:tc>
+        <w:tc>
+          <w:tcPr>
+            <w:tcW w:type="dxa" w:w="4320"/>
+          </w:tcPr>
+          <w:p>
+            <w:r>
+              <w:t>157,500 trees equivalent</w:t>
+            </w:r>
+          </w:p>
+        </w:tc>
+      </w:tr>
+      <w:tr>
+        <w:tc>
+          <w:tcPr>
+            <w:tcW w:type="dxa" w:w="4320"/>
+          </w:tcPr>
+          <w:p>
+            <w:r>
+              <w:t>Equivalent Cars Removed</w:t>
+            </w:r>
+          </w:p>
+        </w:tc>
+        <w:tc>
+          <w:tcPr>
+            <w:tcW w:type="dxa" w:w="4320"/>
+          </w:tcPr>
+          <w:p>
+            <w:r>
+              <w:t>685 cars/year</w:t>
+            </w:r>
+          </w:p>
+        </w:tc>
+      </w:tr>
+      <w:tr>
+        <w:tc>
+          <w:tcPr>
+            <w:tcW w:type="dxa" w:w="4320"/>
+          </w:tcPr>
+          <w:p>
+            <w:r>
+              <w:t>Water Saved vs Conventional</w:t>
+            </w:r>
+          </w:p>
+        </w:tc>
+        <w:tc>
+          <w:tcPr>
+            <w:tcW w:type="dxa" w:w="4320"/>
+          </w:tcPr>
+          <w:p>
+            <w:r>
+              <w:t>15% less usage</w:t>
+            </w:r>
+          </w:p>
+        </w:tc>
+      </w:tr>
+      <w:tr>
+        <w:tc>
+          <w:tcPr>
+            <w:tcW w:type="dxa" w:w="4320"/>
+          </w:tcPr>
+          <w:p>
+            <w:r>
+              <w:t>NHAI Green Mandate Compliance</w:t>
+            </w:r>
+          </w:p>
+        </w:tc>
+        <w:tc>
+          <w:tcPr>
+            <w:tcW w:type="dxa" w:w="4320"/>
+          </w:tcPr>
+          <w:p>
+            <w:r>
+              <w:t>YES — 15% bio-bitumen target by 2030</w:t>
+            </w:r>
+          </w:p>
+        </w:tc>
+      </w:tr>
+    </w:tbl>
+    <w:p>
+      <w:r>
+        <w:br w:type="page"/>
+      </w:r>
+    </w:p>
+    <w:p>
+      <w:pPr>
+        <w:pStyle w:val="Heading1"/>
+      </w:pPr>
+      <w:r>
+        <w:rPr>
+          <w:color w:val="003366"/>
+        </w:rPr>
+        <w:t>12. GOVERNMENT SUBSIDIES &amp; INCENTIVES</w:t>
+      </w:r>
+    </w:p>
+    <w:p>
+      <w:r>
+        <w:t>The project is eligible for multiple government subsidies and incentives. Located in Uttar Pradesh, the following schemes are applicable:</w:t>
+      </w:r>
+    </w:p>
+    <w:tbl>
+      <w:tblPr>
+        <w:tblStyle w:val="LightGrid-Accent1"/>
+        <w:tblW w:type="auto" w:w="0"/>
+        <w:tblLook w:firstColumn="1" w:firstRow="1" w:lastColumn="0" w:lastRow="0" w:noHBand="0" w:noVBand="1" w:val="04A0"/>
+      </w:tblPr>
+      <w:tblGrid>
+        <w:gridCol w:w="2160"/>
+        <w:gridCol w:w="2160"/>
+        <w:gridCol w:w="2160"/>
+        <w:gridCol w:w="2160"/>
+      </w:tblGrid>
+      <w:tr>
+        <w:tc>
+          <w:tcPr>
+            <w:tcW w:type="dxa" w:w="2160"/>
+          </w:tcPr>
+          <w:p>
+            <w:r>
+              <w:rPr>
+                <w:b/>
+                <w:sz w:val="20"/>
+              </w:rPr>
+              <w:t>Scheme</w:t>
+            </w:r>
+          </w:p>
+        </w:tc>
+        <w:tc>
+          <w:tcPr>
+            <w:tcW w:type="dxa" w:w="2160"/>
+          </w:tcPr>
+          <w:p>
+            <w:r>
+              <w:rPr>
+                <w:b/>
+                <w:sz w:val="20"/>
+              </w:rPr>
+              <w:t>Authority</w:t>
+            </w:r>
+          </w:p>
+        </w:tc>
+        <w:tc>
+          <w:tcPr>
+            <w:tcW w:type="dxa" w:w="2160"/>
+          </w:tcPr>
+          <w:p>
+            <w:r>
+              <w:rPr>
+                <w:b/>
+                <w:sz w:val="20"/>
+              </w:rPr>
+              <w:t>Benefit</w:t>
+            </w:r>
+          </w:p>
+        </w:tc>
+        <w:tc>
+          <w:tcPr>
+            <w:tcW w:type="dxa" w:w="2160"/>
+          </w:tcPr>
+          <w:p>
+            <w:r>
+              <w:rPr>
+                <w:b/>
+                <w:sz w:val="20"/>
+              </w:rPr>
+              <w:t>Status</w:t>
+            </w:r>
+          </w:p>
+        </w:tc>
+      </w:tr>
+      <w:tr>
+        <w:tc>
+          <w:tcPr>
+            <w:tcW w:type="dxa" w:w="2160"/>
+          </w:tcPr>
+          <w:p>
+            <w:r>
+              <w:t>MNRE Waste-to-Wealth</w:t>
+            </w:r>
+          </w:p>
+        </w:tc>
+        <w:tc>
+          <w:tcPr>
+            <w:tcW w:type="dxa" w:w="2160"/>
+          </w:tcPr>
+          <w:p>
+            <w:r>
+              <w:t>Ministry of New &amp; Renewable Energy</w:t>
+            </w:r>
+          </w:p>
+        </w:tc>
+        <w:tc>
+          <w:tcPr>
+            <w:tcW w:type="dxa" w:w="2160"/>
+          </w:tcPr>
+          <w:p>
+            <w:r>
+              <w:t>25% capital subsidy</w:t>
+            </w:r>
+          </w:p>
+        </w:tc>
+        <w:tc>
+          <w:tcPr>
+            <w:tcW w:type="dxa" w:w="2160"/>
+          </w:tcPr>
+          <w:p>
+            <w:r>
+              <w:t>Eligible</w:t>
+            </w:r>
+          </w:p>
+        </w:tc>
+      </w:tr>
+      <w:tr>
+        <w:tc>
+          <w:tcPr>
+            <w:tcW w:type="dxa" w:w="2160"/>
+          </w:tcPr>
+          <w:p>
+            <w:r>
+              <w:t>Uttar Pradesh MSME Subsidy</w:t>
+            </w:r>
+          </w:p>
+        </w:tc>
+        <w:tc>
+          <w:tcPr>
+            <w:tcW w:type="dxa" w:w="2160"/>
+          </w:tcPr>
+          <w:p>
+            <w:r>
+              <w:t>Uttar Pradesh Industrial Policy</w:t>
+            </w:r>
+          </w:p>
+        </w:tc>
+        <w:tc>
+          <w:tcPr>
+            <w:tcW w:type="dxa" w:w="2160"/>
+          </w:tcPr>
+          <w:p>
+            <w:r>
+              <w:t>20% capital subsidy</w:t>
+            </w:r>
+          </w:p>
+        </w:tc>
+        <w:tc>
+          <w:tcPr>
+            <w:tcW w:type="dxa" w:w="2160"/>
+          </w:tcPr>
+          <w:p>
+            <w:r>
+              <w:t>Eligible</w:t>
+            </w:r>
+          </w:p>
+        </w:tc>
+      </w:tr>
+      <w:tr>
+        <w:tc>
+          <w:tcPr>
+            <w:tcW w:type="dxa" w:w="2160"/>
+          </w:tcPr>
+          <w:p>
+            <w:r>
+              <w:t>CGTMSE Guarantee</w:t>
+            </w:r>
+          </w:p>
+        </w:tc>
+        <w:tc>
+          <w:tcPr>
+            <w:tcW w:type="dxa" w:w="2160"/>
+          </w:tcPr>
+          <w:p>
+            <w:r>
+              <w:t>CGTMSE Trust</w:t>
+            </w:r>
+          </w:p>
+        </w:tc>
+        <w:tc>
+          <w:tcPr>
+            <w:tcW w:type="dxa" w:w="2160"/>
+          </w:tcPr>
+          <w:p>
+            <w:r>
+              <w:t>Collateral-free loan up to Rs 5 Cr</w:t>
+            </w:r>
+          </w:p>
+        </w:tc>
+        <w:tc>
+          <w:tcPr>
+            <w:tcW w:type="dxa" w:w="2160"/>
+          </w:tcPr>
+          <w:p>
+            <w:r>
+              <w:t>Eligible</w:t>
+            </w:r>
+          </w:p>
+        </w:tc>
+      </w:tr>
+      <w:tr>
+        <w:tc>
+          <w:tcPr>
+            <w:tcW w:type="dxa" w:w="2160"/>
+          </w:tcPr>
+          <w:p>
+            <w:r>
+              <w:t>Carbon Credits</w:t>
+            </w:r>
+          </w:p>
+        </w:tc>
+        <w:tc>
+          <w:tcPr>
+            <w:tcW w:type="dxa" w:w="2160"/>
+          </w:tcPr>
+          <w:p>
+            <w:r>
+              <w:t>Voluntary Carbon Market</w:t>
+            </w:r>
+          </w:p>
+        </w:tc>
+        <w:tc>
+          <w:tcPr>
+            <w:tcW w:type="dxa" w:w="2160"/>
+          </w:tcPr>
+          <w:p>
+            <w:r>
+              <w:t>Rs 31.8 Lac/year</w:t>
+            </w:r>
+          </w:p>
+        </w:tc>
+        <w:tc>
+          <w:tcPr>
+            <w:tcW w:type="dxa" w:w="2160"/>
+          </w:tcPr>
+          <w:p>
+            <w:r>
+              <w:t>Applicable</w:t>
+            </w:r>
+          </w:p>
+        </w:tc>
+      </w:tr>
+      <w:tr>
+        <w:tc>
+          <w:tcPr>
+            <w:tcW w:type="dxa" w:w="2160"/>
+          </w:tcPr>
+          <w:p>
+            <w:r>
+              <w:t>Udyam Registration</w:t>
+            </w:r>
+          </w:p>
+        </w:tc>
+        <w:tc>
+          <w:tcPr>
+            <w:tcW w:type="dxa" w:w="2160"/>
+          </w:tcPr>
+          <w:p>
+            <w:r>
+              <w:t>MSME Ministry</w:t>
+            </w:r>
+          </w:p>
+        </w:tc>
+        <w:tc>
+          <w:tcPr>
+            <w:tcW w:type="dxa" w:w="2160"/>
+          </w:tcPr>
+          <w:p>
+            <w:r>
+              <w:t>Priority sector lending</w:t>
+            </w:r>
+          </w:p>
+        </w:tc>
+        <w:tc>
+          <w:tcPr>
+            <w:tcW w:type="dxa" w:w="2160"/>
+          </w:tcPr>
+          <w:p>
+            <w:r>
+              <w:t>Eligible</w:t>
+            </w:r>
+          </w:p>
+        </w:tc>
+      </w:tr>
+      <w:tr>
+        <w:tc>
+          <w:tcPr>
+            <w:tcW w:type="dxa" w:w="2160"/>
+          </w:tcPr>
+          <w:p>
+            <w:r>
+              <w:t>Technology Development Board</w:t>
+            </w:r>
+          </w:p>
+        </w:tc>
+        <w:tc>
+          <w:tcPr>
+            <w:tcW w:type="dxa" w:w="2160"/>
+          </w:tcPr>
+          <w:p>
+            <w:r>
+              <w:t>DST</w:t>
+            </w:r>
+          </w:p>
+        </w:tc>
+        <w:tc>
+          <w:tcPr>
+            <w:tcW w:type="dxa" w:w="2160"/>
+          </w:tcPr>
+          <w:p>
+            <w:r>
+              <w:t>Up to 50% for new technology</w:t>
+            </w:r>
+          </w:p>
+        </w:tc>
+        <w:tc>
+          <w:tcPr>
+            <w:tcW w:type="dxa" w:w="2160"/>
+          </w:tcPr>
+          <w:p>
+            <w:r>
+              <w:t>Applicable</w:t>
+            </w:r>
+          </w:p>
+        </w:tc>
+      </w:tr>
+    </w:tbl>
+    <w:p>
+      <w:r>
+        <w:br/>
+        <w:t>Total Estimated Subsidy: Rs 2.40 Crore (20% of investment)</w:t>
+      </w:r>
+    </w:p>
+    <w:p>
+      <w:r>
+        <w:t>Effective Investment After Subsidy: Rs 9.60 Crore</w:t>
+      </w:r>
+    </w:p>
+    <w:p>
+      <w:r>
+        <w:br w:type="page"/>
+      </w:r>
+    </w:p>
+    <w:p>
+      <w:pPr>
+        <w:pStyle w:val="Heading1"/>
+      </w:pPr>
+      <w:r>
+        <w:rPr>
+          <w:color w:val="003366"/>
+        </w:rPr>
+        <w:t>13. IMPLEMENTATION TIMELINE (12-18 MONTHS)</w:t>
+      </w:r>
+    </w:p>
+    <w:tbl>
+      <w:tblPr>
+        <w:tblStyle w:val="LightGrid-Accent1"/>
+        <w:tblW w:type="auto" w:w="0"/>
+        <w:tblLook w:firstColumn="1" w:firstRow="1" w:lastColumn="0" w:lastRow="0" w:noHBand="0" w:noVBand="1" w:val="04A0"/>
+      </w:tblPr>
+      <w:tblGrid>
+        <w:gridCol w:w="2880"/>
+        <w:gridCol w:w="2880"/>
+        <w:gridCol w:w="2880"/>
+      </w:tblGrid>
+      <w:tr>
+        <w:tc>
+          <w:tcPr>
+            <w:tcW w:type="dxa" w:w="2880"/>
+          </w:tcPr>
+          <w:p>
+            <w:r>
+              <w:rPr>
+                <w:b/>
+                <w:sz w:val="20"/>
+              </w:rPr>
+              <w:t>Phase</w:t>
+            </w:r>
+          </w:p>
+        </w:tc>
+        <w:tc>
+          <w:tcPr>
+            <w:tcW w:type="dxa" w:w="2880"/>
+          </w:tcPr>
+          <w:p>
+            <w:r>
+              <w:rPr>
+                <w:b/>
+                <w:sz w:val="20"/>
+              </w:rPr>
+              <w:t>Duration</w:t>
+            </w:r>
+          </w:p>
+        </w:tc>
+        <w:tc>
+          <w:tcPr>
+            <w:tcW w:type="dxa" w:w="2880"/>
+          </w:tcPr>
+          <w:p>
+            <w:r>
+              <w:rPr>
+                <w:b/>
+                <w:sz w:val="20"/>
+              </w:rPr>
+              <w:t>Activities</w:t>
+            </w:r>
+          </w:p>
+        </w:tc>
+      </w:tr>
+      <w:tr>
+        <w:tc>
+          <w:tcPr>
+            <w:tcW w:type="dxa" w:w="2880"/>
+          </w:tcPr>
+          <w:p>
+            <w:r>
+              <w:t>1. Pre-Feasibility &amp; DPR</w:t>
+            </w:r>
+          </w:p>
+        </w:tc>
+        <w:tc>
+          <w:tcPr>
+            <w:tcW w:type="dxa" w:w="2880"/>
+          </w:tcPr>
+          <w:p>
+            <w:r>
+              <w:t>1 month</w:t>
+            </w:r>
+          </w:p>
+        </w:tc>
+        <w:tc>
+          <w:tcPr>
+            <w:tcW w:type="dxa" w:w="2880"/>
+          </w:tcPr>
+          <w:p>
+            <w:r>
+              <w:t>Site selection, feasibility study, DPR preparation</w:t>
+            </w:r>
+          </w:p>
+        </w:tc>
+      </w:tr>
+      <w:tr>
+        <w:tc>
+          <w:tcPr>
+            <w:tcW w:type="dxa" w:w="2880"/>
+          </w:tcPr>
+          <w:p>
+            <w:r>
+              <w:t>2. Company Setup</w:t>
+            </w:r>
+          </w:p>
+        </w:tc>
+        <w:tc>
+          <w:tcPr>
+            <w:tcW w:type="dxa" w:w="2880"/>
+          </w:tcPr>
+          <w:p>
+            <w:r>
+              <w:t>1 month</w:t>
+            </w:r>
+          </w:p>
+        </w:tc>
+        <w:tc>
+          <w:tcPr>
+            <w:tcW w:type="dxa" w:w="2880"/>
+          </w:tcPr>
+          <w:p>
+            <w:r>
+              <w:t>ROC incorporation, PAN, TAN, GST, Udyam registration</w:t>
+            </w:r>
+          </w:p>
+        </w:tc>
+      </w:tr>
+      <w:tr>
+        <w:tc>
+          <w:tcPr>
+            <w:tcW w:type="dxa" w:w="2880"/>
+          </w:tcPr>
+          <w:p>
+            <w:r>
+              <w:t>3. Land &amp; Approvals</w:t>
+            </w:r>
+          </w:p>
+        </w:tc>
+        <w:tc>
+          <w:tcPr>
+            <w:tcW w:type="dxa" w:w="2880"/>
+          </w:tcPr>
+          <w:p>
+            <w:r>
+              <w:t>3 months</w:t>
+            </w:r>
+          </w:p>
+        </w:tc>
+        <w:tc>
+          <w:tcPr>
+            <w:tcW w:type="dxa" w:w="2880"/>
+          </w:tcPr>
+          <w:p>
+            <w:r>
+              <w:t>Land purchase/lease, building plan, zoning approval</w:t>
+            </w:r>
+          </w:p>
+        </w:tc>
+      </w:tr>
+      <w:tr>
+        <w:tc>
+          <w:tcPr>
+            <w:tcW w:type="dxa" w:w="2880"/>
+          </w:tcPr>
+          <w:p>
+            <w:r>
+              <w:t>4. Environmental Clearances</w:t>
+            </w:r>
+          </w:p>
+        </w:tc>
+        <w:tc>
+          <w:tcPr>
+            <w:tcW w:type="dxa" w:w="2880"/>
+          </w:tcPr>
+          <w:p>
+            <w:r>
+              <w:t>5 months</w:t>
+            </w:r>
+          </w:p>
+        </w:tc>
+        <w:tc>
+          <w:tcPr>
+            <w:tcW w:type="dxa" w:w="2880"/>
+          </w:tcPr>
+          <w:p>
+            <w:r>
+              <w:t>CTE from PCB, EIA, fire NOC, PESO license</w:t>
+            </w:r>
+          </w:p>
+        </w:tc>
+      </w:tr>
+      <w:tr>
+        <w:tc>
+          <w:tcPr>
+            <w:tcW w:type="dxa" w:w="2880"/>
+          </w:tcPr>
+          <w:p>
+            <w:r>
+              <w:t>5. Bank Loan Sanction</w:t>
+            </w:r>
+          </w:p>
+        </w:tc>
+        <w:tc>
+          <w:tcPr>
+            <w:tcW w:type="dxa" w:w="2880"/>
+          </w:tcPr>
+          <w:p>
+            <w:r>
+              <w:t>3 months</w:t>
+            </w:r>
+          </w:p>
+        </w:tc>
+        <w:tc>
+          <w:tcPr>
+            <w:tcW w:type="dxa" w:w="2880"/>
+          </w:tcPr>
+          <w:p>
+            <w:r>
+              <w:t>DPR submission, CMA data, bank appraisal</w:t>
+            </w:r>
+          </w:p>
+        </w:tc>
+      </w:tr>
+      <w:tr>
+        <w:tc>
+          <w:tcPr>
+            <w:tcW w:type="dxa" w:w="2880"/>
+          </w:tcPr>
+          <w:p>
+            <w:r>
+              <w:t>6. Engineering &amp; Design</w:t>
+            </w:r>
+          </w:p>
+        </w:tc>
+        <w:tc>
+          <w:tcPr>
+            <w:tcW w:type="dxa" w:w="2880"/>
+          </w:tcPr>
+          <w:p>
+            <w:r>
+              <w:t>3 months</w:t>
+            </w:r>
+          </w:p>
+        </w:tc>
+        <w:tc>
+          <w:tcPr>
+            <w:tcW w:type="dxa" w:w="2880"/>
+          </w:tcPr>
+          <w:p>
+            <w:r>
+              <w:t>Detailed engineering, P&amp;ID, civil design, electrical SLD</w:t>
+            </w:r>
+          </w:p>
+        </w:tc>
+      </w:tr>
+      <w:tr>
+        <w:tc>
+          <w:tcPr>
+            <w:tcW w:type="dxa" w:w="2880"/>
+          </w:tcPr>
+          <w:p>
+            <w:r>
+              <w:t>7. Equipment Procurement</w:t>
+            </w:r>
+          </w:p>
+        </w:tc>
+        <w:tc>
+          <w:tcPr>
+            <w:tcW w:type="dxa" w:w="2880"/>
+          </w:tcPr>
+          <w:p>
+            <w:r>
+              <w:t>4 months</w:t>
+            </w:r>
+          </w:p>
+        </w:tc>
+        <w:tc>
+          <w:tcPr>
+            <w:tcW w:type="dxa" w:w="2880"/>
+          </w:tcPr>
+          <w:p>
+            <w:r>
+              <w:t>Equipment ordering, vendor finalization, delivery tracking</w:t>
+            </w:r>
+          </w:p>
+        </w:tc>
+      </w:tr>
+      <w:tr>
+        <w:tc>
+          <w:tcPr>
+            <w:tcW w:type="dxa" w:w="2880"/>
+          </w:tcPr>
+          <w:p>
+            <w:r>
+              <w:t>8. Civil Construction</w:t>
+            </w:r>
+          </w:p>
+        </w:tc>
+        <w:tc>
+          <w:tcPr>
+            <w:tcW w:type="dxa" w:w="2880"/>
+          </w:tcPr>
+          <w:p>
+            <w:r>
+              <w:t>5 months</w:t>
+            </w:r>
+          </w:p>
+        </w:tc>
+        <w:tc>
+          <w:tcPr>
+            <w:tcW w:type="dxa" w:w="2880"/>
+          </w:tcPr>
+          <w:p>
+            <w:r>
+              <w:t>Foundation, structure, building, roads, bund walls</w:t>
+            </w:r>
+          </w:p>
+        </w:tc>
+      </w:tr>
+      <w:tr>
+        <w:tc>
+          <w:tcPr>
+            <w:tcW w:type="dxa" w:w="2880"/>
+          </w:tcPr>
+          <w:p>
+            <w:r>
+              <w:t>9. Installation &amp; Commissioning</w:t>
+            </w:r>
+          </w:p>
+        </w:tc>
+        <w:tc>
+          <w:tcPr>
+            <w:tcW w:type="dxa" w:w="2880"/>
+          </w:tcPr>
+          <w:p>
+            <w:r>
+              <w:t>3 months</w:t>
+            </w:r>
+          </w:p>
+        </w:tc>
+        <w:tc>
+          <w:tcPr>
+            <w:tcW w:type="dxa" w:w="2880"/>
+          </w:tcPr>
+          <w:p>
+            <w:r>
+              <w:t>Equipment erection, piping, electrical, trial run</w:t>
+            </w:r>
+          </w:p>
+        </w:tc>
+      </w:tr>
+      <w:tr>
+        <w:tc>
+          <w:tcPr>
+            <w:tcW w:type="dxa" w:w="2880"/>
+          </w:tcPr>
+          <w:p>
+            <w:r>
+              <w:t>10. Commercial Production</w:t>
+            </w:r>
+          </w:p>
+        </w:tc>
+        <w:tc>
+          <w:tcPr>
+            <w:tcW w:type="dxa" w:w="2880"/>
+          </w:tcPr>
+          <w:p>
+            <w:r>
+              <w:t>6 months</w:t>
+            </w:r>
+          </w:p>
+        </w:tc>
+        <w:tc>
+          <w:tcPr>
+            <w:tcW w:type="dxa" w:w="2880"/>
+          </w:tcPr>
+          <w:p>
+            <w:r>
+              <w:t>CTO from PCB, ramp-up: 40% to 85% utilization</w:t>
+            </w:r>
+          </w:p>
+        </w:tc>
+      </w:tr>
+    </w:tbl>
+    <w:p>
+      <w:r>
+        <w:br w:type="page"/>
+      </w:r>
+    </w:p>
+    <w:p>
+      <w:pPr>
+        <w:pStyle w:val="Heading1"/>
+      </w:pPr>
+      <w:r>
+        <w:rPr>
+          <w:color w:val="003366"/>
+        </w:rPr>
+        <w:t>14. MANPOWER PLAN</w:t>
+      </w:r>
+    </w:p>
+    <w:tbl>
+      <w:tblPr>
+        <w:tblStyle w:val="LightGrid-Accent1"/>
+        <w:tblW w:type="auto" w:w="0"/>
+        <w:tblLook w:firstColumn="1" w:firstRow="1" w:lastColumn="0" w:lastRow="0" w:noHBand="0" w:noVBand="1" w:val="04A0"/>
+      </w:tblPr>
+      <w:tblGrid>
+        <w:gridCol w:w="2880"/>
+        <w:gridCol w:w="2880"/>
+        <w:gridCol w:w="2880"/>
+      </w:tblGrid>
+      <w:tr>
+        <w:tc>
+          <w:tcPr>
+            <w:tcW w:type="dxa" w:w="2880"/>
+          </w:tcPr>
+          <w:p>
+            <w:r>
+              <w:rPr>
+                <w:b/>
+                <w:sz w:val="20"/>
+              </w:rPr>
+              <w:t>Role</w:t>
+            </w:r>
+          </w:p>
+        </w:tc>
+        <w:tc>
+          <w:tcPr>
+            <w:tcW w:type="dxa" w:w="2880"/>
+          </w:tcPr>
+          <w:p>
+            <w:r>
+              <w:rPr>
+                <w:b/>
+                <w:sz w:val="20"/>
+              </w:rPr>
+              <w:t>Count</w:t>
+            </w:r>
+          </w:p>
+        </w:tc>
+        <w:tc>
+          <w:tcPr>
+            <w:tcW w:type="dxa" w:w="2880"/>
+          </w:tcPr>
+          <w:p>
+            <w:r>
+              <w:rPr>
+                <w:b/>
+                <w:sz w:val="20"/>
+              </w:rPr>
+              <w:t>Monthly CTC (Rs)</w:t>
+            </w:r>
+          </w:p>
+        </w:tc>
+      </w:tr>
+      <w:tr>
+        <w:tc>
+          <w:tcPr>
+            <w:tcW w:type="dxa" w:w="2880"/>
+          </w:tcPr>
+          <w:p>
+            <w:r>
+              <w:t>Plant Manager</w:t>
+            </w:r>
+          </w:p>
+        </w:tc>
+        <w:tc>
+          <w:tcPr>
+            <w:tcW w:type="dxa" w:w="2880"/>
+          </w:tcPr>
+          <w:p>
+            <w:r>
+              <w:t>1</w:t>
+            </w:r>
+          </w:p>
+        </w:tc>
+        <w:tc>
+          <w:tcPr>
+            <w:tcW w:type="dxa" w:w="2880"/>
+          </w:tcPr>
+          <w:p>
+            <w:r>
+              <w:t>60,000-80,000</w:t>
+            </w:r>
+          </w:p>
+        </w:tc>
+      </w:tr>
+      <w:tr>
+        <w:tc>
+          <w:tcPr>
+            <w:tcW w:type="dxa" w:w="2880"/>
+          </w:tcPr>
+          <w:p>
+            <w:r>
+              <w:t>Shift Supervisor</w:t>
+            </w:r>
+          </w:p>
+        </w:tc>
+        <w:tc>
+          <w:tcPr>
+            <w:tcW w:type="dxa" w:w="2880"/>
+          </w:tcPr>
+          <w:p>
+            <w:r>
+              <w:t>2</w:t>
+            </w:r>
+          </w:p>
+        </w:tc>
+        <w:tc>
+          <w:tcPr>
+            <w:tcW w:type="dxa" w:w="2880"/>
+          </w:tcPr>
+          <w:p>
+            <w:r>
+              <w:t>30,000-40,000</w:t>
+            </w:r>
+          </w:p>
+        </w:tc>
+      </w:tr>
+      <w:tr>
+        <w:tc>
+          <w:tcPr>
+            <w:tcW w:type="dxa" w:w="2880"/>
+          </w:tcPr>
+          <w:p>
+            <w:r>
+              <w:t>Reactor Operators</w:t>
+            </w:r>
+          </w:p>
+        </w:tc>
+        <w:tc>
+          <w:tcPr>
+            <w:tcW w:type="dxa" w:w="2880"/>
+          </w:tcPr>
+          <w:p>
+            <w:r>
+              <w:t>9</w:t>
+            </w:r>
+          </w:p>
+        </w:tc>
+        <w:tc>
+          <w:tcPr>
+            <w:tcW w:type="dxa" w:w="2880"/>
+          </w:tcPr>
+          <w:p>
+            <w:r>
+              <w:t>18,000-25,000</w:t>
+            </w:r>
+          </w:p>
+        </w:tc>
+      </w:tr>
+      <w:tr>
+        <w:tc>
+          <w:tcPr>
+            <w:tcW w:type="dxa" w:w="2880"/>
+          </w:tcPr>
+          <w:p>
+            <w:r>
+              <w:t>Lab Technician</w:t>
+            </w:r>
+          </w:p>
+        </w:tc>
+        <w:tc>
+          <w:tcPr>
+            <w:tcW w:type="dxa" w:w="2880"/>
+          </w:tcPr>
+          <w:p>
+            <w:r>
+              <w:t>1-2</w:t>
+            </w:r>
+          </w:p>
+        </w:tc>
+        <w:tc>
+          <w:tcPr>
+            <w:tcW w:type="dxa" w:w="2880"/>
+          </w:tcPr>
+          <w:p>
+            <w:r>
+              <w:t>20,000-30,000</w:t>
+            </w:r>
+          </w:p>
+        </w:tc>
+      </w:tr>
+      <w:tr>
+        <w:tc>
+          <w:tcPr>
+            <w:tcW w:type="dxa" w:w="2880"/>
+          </w:tcPr>
+          <w:p>
+            <w:r>
+              <w:t>Electrician</w:t>
+            </w:r>
+          </w:p>
+        </w:tc>
+        <w:tc>
+          <w:tcPr>
+            <w:tcW w:type="dxa" w:w="2880"/>
+          </w:tcPr>
+          <w:p>
+            <w:r>
+              <w:t>1</w:t>
+            </w:r>
+          </w:p>
+        </w:tc>
+        <w:tc>
+          <w:tcPr>
+            <w:tcW w:type="dxa" w:w="2880"/>
+          </w:tcPr>
+          <w:p>
+            <w:r>
+              <w:t>20,000-25,000</w:t>
+            </w:r>
+          </w:p>
+        </w:tc>
+      </w:tr>
+      <w:tr>
+        <w:tc>
+          <w:tcPr>
+            <w:tcW w:type="dxa" w:w="2880"/>
+          </w:tcPr>
+          <w:p>
+            <w:r>
+              <w:t>Helpers/Loaders</w:t>
+            </w:r>
+          </w:p>
+        </w:tc>
+        <w:tc>
+          <w:tcPr>
+            <w:tcW w:type="dxa" w:w="2880"/>
+          </w:tcPr>
+          <w:p>
+            <w:r>
+              <w:t>15</w:t>
+            </w:r>
+          </w:p>
+        </w:tc>
+        <w:tc>
+          <w:tcPr>
+            <w:tcW w:type="dxa" w:w="2880"/>
+          </w:tcPr>
+          <w:p>
+            <w:r>
+              <w:t>12,000-15,000</w:t>
+            </w:r>
+          </w:p>
+        </w:tc>
+      </w:tr>
+      <w:tr>
+        <w:tc>
+          <w:tcPr>
+            <w:tcW w:type="dxa" w:w="2880"/>
+          </w:tcPr>
+          <w:p>
+            <w:r>
+              <w:t>Drivers</w:t>
+            </w:r>
+          </w:p>
+        </w:tc>
+        <w:tc>
+          <w:tcPr>
+            <w:tcW w:type="dxa" w:w="2880"/>
+          </w:tcPr>
+          <w:p>
+            <w:r>
+              <w:t>2-3</w:t>
+            </w:r>
+          </w:p>
+        </w:tc>
+        <w:tc>
+          <w:tcPr>
+            <w:tcW w:type="dxa" w:w="2880"/>
+          </w:tcPr>
+          <w:p>
+            <w:r>
+              <w:t>15,000-20,000</w:t>
+            </w:r>
+          </w:p>
+        </w:tc>
+      </w:tr>
+      <w:tr>
+        <w:tc>
+          <w:tcPr>
+            <w:tcW w:type="dxa" w:w="2880"/>
+          </w:tcPr>
+          <w:p>
+            <w:r>
+              <w:t>Office/Accounts</w:t>
+            </w:r>
+          </w:p>
+        </w:tc>
+        <w:tc>
+          <w:tcPr>
+            <w:tcW w:type="dxa" w:w="2880"/>
+          </w:tcPr>
+          <w:p>
+            <w:r>
+              <w:t>2</w:t>
+            </w:r>
+          </w:p>
+        </w:tc>
+        <w:tc>
+          <w:tcPr>
+            <w:tcW w:type="dxa" w:w="2880"/>
+          </w:tcPr>
+          <w:p>
+            <w:r>
+              <w:t>20,000-30,000</w:t>
+            </w:r>
+          </w:p>
+        </w:tc>
+      </w:tr>
+      <w:tr>
+        <w:tc>
+          <w:tcPr>
+            <w:tcW w:type="dxa" w:w="2880"/>
+          </w:tcPr>
+          <w:p>
+            <w:r>
+              <w:t>Security</w:t>
+            </w:r>
+          </w:p>
+        </w:tc>
+        <w:tc>
+          <w:tcPr>
+            <w:tcW w:type="dxa" w:w="2880"/>
+          </w:tcPr>
+          <w:p>
+            <w:r>
+              <w:t>2-3</w:t>
+            </w:r>
+          </w:p>
+        </w:tc>
+        <w:tc>
+          <w:tcPr>
+            <w:tcW w:type="dxa" w:w="2880"/>
+          </w:tcPr>
+          <w:p>
+            <w:r>
+              <w:t>12,000-15,000</w:t>
+            </w:r>
+          </w:p>
+        </w:tc>
+      </w:tr>
+      <w:tr>
+        <w:tc>
+          <w:tcPr>
+            <w:tcW w:type="dxa" w:w="2880"/>
+          </w:tcPr>
+          <w:p>
+            <w:r>
+              <w:t>TOTAL</w:t>
+            </w:r>
+          </w:p>
+        </w:tc>
+        <w:tc>
+          <w:tcPr>
+            <w:tcW w:type="dxa" w:w="2880"/>
+          </w:tcPr>
+          <w:p>
+            <w:r>
+              <w:t>30</w:t>
+            </w:r>
+          </w:p>
+        </w:tc>
+        <w:tc>
+          <w:tcPr>
+            <w:tcW w:type="dxa" w:w="2880"/>
+          </w:tcPr>
+          <w:p>
+            <w:r>
+              <w:t>Rs 78.0 Lac/year</w:t>
+            </w:r>
+          </w:p>
+        </w:tc>
+      </w:tr>
+    </w:tbl>
+    <w:p>
+      <w:r>
+        <w:br w:type="page"/>
+      </w:r>
+    </w:p>
+    <w:p>
+      <w:pPr>
+        <w:pStyle w:val="Heading1"/>
+      </w:pPr>
+      <w:r>
+        <w:rPr>
+          <w:color w:val="003366"/>
+        </w:rPr>
+        <w:t>15. SENSITIVITY ANALYSIS</w:t>
+      </w:r>
+    </w:p>
+    <w:p>
+      <w:r>
+        <w:t>The following table shows project profitability under different scenarios:</w:t>
+      </w:r>
+    </w:p>
+    <w:tbl>
+      <w:tblPr>
+        <w:tblStyle w:val="LightGrid-Accent1"/>
+        <w:tblW w:type="auto" w:w="0"/>
+        <w:tblLook w:firstColumn="1" w:firstRow="1" w:lastColumn="0" w:lastRow="0" w:noHBand="0" w:noVBand="1" w:val="04A0"/>
+      </w:tblPr>
+      <w:tblGrid>
+        <w:gridCol w:w="2160"/>
+        <w:gridCol w:w="2160"/>
+        <w:gridCol w:w="2160"/>
+        <w:gridCol w:w="2160"/>
+      </w:tblGrid>
+      <w:tr>
+        <w:tc>
+          <w:tcPr>
+            <w:tcW w:type="dxa" w:w="2160"/>
+          </w:tcPr>
+          <w:p>
+            <w:r>
+              <w:rPr>
+                <w:b/>
+                <w:sz w:val="20"/>
+              </w:rPr>
+              <w:t>Scenario</w:t>
+            </w:r>
+          </w:p>
+        </w:tc>
+        <w:tc>
+          <w:tcPr>
+            <w:tcW w:type="dxa" w:w="2160"/>
+          </w:tcPr>
+          <w:p>
+            <w:r>
+              <w:rPr>
+                <w:b/>
+                <w:sz w:val="20"/>
+              </w:rPr>
+              <w:t>Low Price</w:t>
+            </w:r>
+          </w:p>
+        </w:tc>
+        <w:tc>
+          <w:tcPr>
+            <w:tcW w:type="dxa" w:w="2160"/>
+          </w:tcPr>
+          <w:p>
+            <w:r>
+              <w:rPr>
+                <w:b/>
+                <w:sz w:val="20"/>
+              </w:rPr>
+              <w:t>Base Price</w:t>
+            </w:r>
+          </w:p>
+        </w:tc>
+        <w:tc>
+          <w:tcPr>
+            <w:tcW w:type="dxa" w:w="2160"/>
+          </w:tcPr>
+          <w:p>
+            <w:r>
+              <w:rPr>
+                <w:b/>
+                <w:sz w:val="20"/>
+              </w:rPr>
+              <w:t>High Price</w:t>
+            </w:r>
+          </w:p>
+        </w:tc>
+      </w:tr>
+      <w:tr>
+        <w:tc>
+          <w:tcPr>
+            <w:tcW w:type="dxa" w:w="2160"/>
+          </w:tcPr>
+          <w:p>
+            <w:r>
+              <w:t>Low Cost</w:t>
+            </w:r>
+          </w:p>
+        </w:tc>
+        <w:tc>
+          <w:tcPr>
+            <w:tcW w:type="dxa" w:w="2160"/>
+          </w:tcPr>
+          <w:p>
+            <w:r>
+              <w:t>Rs 324 Lac</w:t>
+            </w:r>
+          </w:p>
+        </w:tc>
+        <w:tc>
+          <w:tcPr>
+            <w:tcW w:type="dxa" w:w="2160"/>
+          </w:tcPr>
+          <w:p>
+            <w:r>
+              <w:t>Rs 485 Lac</w:t>
+            </w:r>
+          </w:p>
+        </w:tc>
+        <w:tc>
+          <w:tcPr>
+            <w:tcW w:type="dxa" w:w="2160"/>
+          </w:tcPr>
+          <w:p>
+            <w:r>
+              <w:t>Rs 646 Lac</w:t>
+            </w:r>
+          </w:p>
+        </w:tc>
+      </w:tr>
+      <w:tr>
+        <w:tc>
+          <w:tcPr>
+            <w:tcW w:type="dxa" w:w="2160"/>
+          </w:tcPr>
+          <w:p>
+            <w:r>
+              <w:t>Base Cost</w:t>
+            </w:r>
+          </w:p>
+        </w:tc>
+        <w:tc>
+          <w:tcPr>
+            <w:tcW w:type="dxa" w:w="2160"/>
+          </w:tcPr>
+          <w:p>
+            <w:r>
+              <w:t>Rs 196 Lac</w:t>
+            </w:r>
+          </w:p>
+        </w:tc>
+        <w:tc>
+          <w:tcPr>
+            <w:tcW w:type="dxa" w:w="2160"/>
+          </w:tcPr>
+          <w:p>
+            <w:r>
+              <w:t>Rs 356 Lac</w:t>
+            </w:r>
+          </w:p>
+        </w:tc>
+        <w:tc>
+          <w:tcPr>
+            <w:tcW w:type="dxa" w:w="2160"/>
+          </w:tcPr>
+          <w:p>
+            <w:r>
+              <w:t>Rs 517 Lac</w:t>
+            </w:r>
+          </w:p>
+        </w:tc>
+      </w:tr>
+      <w:tr>
+        <w:tc>
+          <w:tcPr>
+            <w:tcW w:type="dxa" w:w="2160"/>
+          </w:tcPr>
+          <w:p>
+            <w:r>
+              <w:t>High Cost</w:t>
+            </w:r>
+          </w:p>
+        </w:tc>
+        <w:tc>
+          <w:tcPr>
+            <w:tcW w:type="dxa" w:w="2160"/>
+          </w:tcPr>
+          <w:p>
+            <w:r>
+              <w:t>Rs 67 Lac</w:t>
+            </w:r>
+          </w:p>
+        </w:tc>
+        <w:tc>
+          <w:tcPr>
+            <w:tcW w:type="dxa" w:w="2160"/>
+          </w:tcPr>
+          <w:p>
+            <w:r>
+              <w:t>Rs 228 Lac</w:t>
+            </w:r>
+          </w:p>
+        </w:tc>
+        <w:tc>
+          <w:tcPr>
+            <w:tcW w:type="dxa" w:w="2160"/>
+          </w:tcPr>
+          <w:p>
+            <w:r>
+              <w:t>Rs 388 Lac</w:t>
+            </w:r>
+          </w:p>
+        </w:tc>
+      </w:tr>
+    </w:tbl>
+    <w:p>
+      <w:r>
+        <w:t>Even in the worst-case scenario (high cost + low price), the project maintains positive EBITDA due to the inherent cost advantage of bio-modified bitumen vs conventional petroleum bitumen.</w:t>
+      </w:r>
+    </w:p>
+    <w:p>
+      <w:r>
+        <w:br w:type="page"/>
+      </w:r>
+    </w:p>
+    <w:p>
+      <w:pPr>
+        <w:pStyle w:val="Heading1"/>
+      </w:pPr>
+      <w:r>
+        <w:rPr>
+          <w:color w:val="003366"/>
+        </w:rPr>
+        <w:t>16. CONSULTANT PROFILE</w:t>
+      </w:r>
+    </w:p>
+    <w:p>
+      <w:r>
+        <w:t>PPS Anantams — Bio-Modified Bitumen — Complete Plant Setup &amp; Consulting</w:t>
+      </w:r>
+    </w:p>
+    <w:p>
+      <w:r>
+        <w:t>Owner &amp; Managing Director: Prince Pratap Shah</w:t>
+      </w:r>
+    </w:p>
+    <w:p>
+      <w:r>
+        <w:t>Experience: 25 Years in Bitumen Industry | 10 Plants Built | 5 Product Types</w:t>
+      </w:r>
+    </w:p>
+    <w:p>
+      <w:r>
+        <w:t>Headquarters: Vadodara, Gujarat</w:t>
+      </w:r>
+    </w:p>
+    <w:p>
+      <w:r>
+        <w:t>Contact: +91 7795242424 | princepshah@gmail.com</w:t>
+      </w:r>
+    </w:p>
+    <w:p/>
+    <w:p>
+      <w:r>
+        <w:t>Key Credentials:</w:t>
+      </w:r>
+    </w:p>
+    <w:p>
+      <w:r>
+        <w:t xml:space="preserve">  - BSE-Listed Founder — Omnipotent Industries (1.2L MT, 11 JVs)</w:t>
+      </w:r>
+    </w:p>
+    <w:p>
+      <w:r>
+        <w:t xml:space="preserve">  - International Import Contracts — 2.4 Lakh MT/yr VG-30 (Iraq/USA)</w:t>
+      </w:r>
+    </w:p>
+    <w:p>
+      <w:r>
+        <w:t xml:space="preserve">  - 10 Plants Built — 5 Product Types across 17 States</w:t>
+      </w:r>
+    </w:p>
+    <w:p>
+      <w:r>
+        <w:t xml:space="preserve">  - 4,452 Industry Contacts — Contractors, Traders, Importers</w:t>
+      </w:r>
+    </w:p>
+    <w:p>
+      <w:r>
+        <w:t xml:space="preserve">  - Pride of India Award — Best Fast-Growing Business 2021</w:t>
+      </w:r>
+    </w:p>
+    <w:p>
+      <w:r>
+        <w:br w:type="page"/>
+      </w:r>
+    </w:p>
+    <w:p>
+      <w:pPr>
+        <w:pStyle w:val="Heading1"/>
+      </w:pPr>
+      <w:r>
+        <w:rPr>
+          <w:color w:val="003366"/>
+        </w:rPr>
+        <w:t>DISCLAIMER &amp; CONFIDENTIALITY</w:t>
+      </w:r>
+    </w:p>
+    <w:p>
+      <w:r>
+        <w:t>This Detailed Project Report is prepared by PPS Anantams Corporation Pvt Ltd based on current market data, verified engineering assumptions, and standard industry practices. All financial projections are estimates and subject to market conditions, regulatory changes, and operational efficiency. The client should conduct independent due diligence before making any investment decisions.</w:t>
+      </w:r>
+    </w:p>
+    <w:p>
+      <w:r>
+        <w:br/>
+        <w:t>This document is CONFIDENTIAL and prepared exclusively for The Promoter. Unauthorized distribution or reproduction is prohibited.</w:t>
       </w:r>
     </w:p>
     <w:p>
@@ -2222,6 +5534,11 @@
     <w:p>
       <w:r>
         <w:t>Prince Pratap Shah | +91 7795242424 | Vadodara, Gujarat</w:t>
+      </w:r>
+    </w:p>
+    <w:p>
+      <w:r>
+        <w:t>GST: 24AAHCV1611L2ZD | CIN: U46632GJ2019PTC110676</w:t>
       </w:r>
     </w:p>
     <w:sectPr>
